--- a/projects/paper-wista-r-efficiency-v3/_book/sections/Effiziente-Analyse-Forschungsdaten-R.docx
+++ b/projects/paper-wista-r-efficiency-v3/_book/sections/Effiziente-Analyse-Forschungsdaten-R.docx
@@ -28,13 +28,13 @@
         </w:p>
       </w:sdtContent>
     </w:sdt>
-    <w:bookmarkStart w:id="39" w:name="sec-methoden"/>
+    <w:bookmarkStart w:id="24" w:name="sec-infrastruktur"/>
     <w:p>
       <w:pPr>
         <w:pStyle w:val="berschrift2"/>
       </w:pPr>
       <w:r>
-        <w:t xml:space="preserve">1 Datenverarbeitungsmethoden</w:t>
+        <w:t xml:space="preserve">1 Techniche Infrastruktur</w:t>
       </w:r>
     </w:p>
     <w:p>
@@ -42,107 +42,85 @@
         <w:pStyle w:val="FirstParagraph"/>
       </w:pPr>
       <w:r>
-        <w:t xml:space="preserve">Wir betrachten in diesem Artikel die Performanz sog.</w:t>
+        <w:t xml:space="preserve">In diesem Jahr wurden große Schritte unternohmen die analytische Infrastruktur des Statistsichen Bundesamts zu erweitern.</w:t>
+      </w:r>
+    </w:p>
+    <w:p>
+      <w:pPr>
+        <w:pStyle w:val="BodyText"/>
+      </w:pPr>
+      <w:r>
+        <w:t xml:space="preserve">Organisatorisch, auf Stabilität und Langfristig ausgelegt, daher nicht immer das neuste beste verfügbar. Zukunftsgerichtete Verbesserung. Da die Server vom Internet abgeschottet sind, werden R-Pakete nur auf Antrag von unserem R-Team innerhalb 1-2 Tage geprüft und bereitgestellt. (ausgelegt auf konsistenz und zuverlässigkeit, nicht schnelligkeit), gesetzlicher Auftrag. Formale Beschaffungen und Beauftragung</w:t>
+      </w:r>
+    </w:p>
+    <w:p>
+      <w:pPr>
+        <w:pStyle w:val="Compact"/>
+        <w:numPr>
+          <w:ilvl w:val="0"/>
+          <w:numId w:val="1001"/>
+        </w:numPr>
+      </w:pPr>
+      <w:r>
+        <w:t xml:space="preserve">Ausgangslage: Neben den bisherigen Hauptwerkzeuge für Datenverarbeitung sind für die Statistikproduktion aktuell</w:t>
+      </w:r>
+    </w:p>
+    <w:p>
+      <w:pPr>
+        <w:pStyle w:val="Compact"/>
+        <w:numPr>
+          <w:ilvl w:val="0"/>
+          <w:numId w:val="1002"/>
+        </w:numPr>
+      </w:pPr>
+      <w:r>
+        <w:rPr>
+          <w:b/>
+          <w:bCs/>
+        </w:rPr>
+        <w:t xml:space="preserve">SAS</w:t>
       </w:r>
       <w:r>
         <w:t xml:space="preserve"> </w:t>
       </w:r>
       <w:r>
-        <w:rPr>
-          <w:i/>
-          <w:iCs/>
-        </w:rPr>
-        <w:t xml:space="preserve">Datenverarbeitungsmethoden</w:t>
-      </w:r>
-      <w:r>
-        <w:t xml:space="preserve">, d.h. Softwarelösungen, die Daten einlesen, modifzierern, aggregieren, auswerten oder analysieren. Das Schreiben von Daten wird in unserer Untersuchung ausgeklammert, da es sich bei den Veröffentlichungen des Statistischen Bundesamtes oder den Outputs der Wissenschaft im FDZ um kleine Tabellen handelt, die i.d.R. keine große Performanz erfordern.[^writedata Wir vernachlässigen Spark, Datenbanken und weitere Technologien, die zusätzliche Einrichtung erfordern und nicht direkt als R-Package genutzt werden können.</w:t>
-      </w:r>
-      <w:r>
-        <w:t xml:space="preserve"> </w:t>
-      </w:r>
-    </w:p>
-    <w:bookmarkStart w:id="20" w:name="X6ebb3aad374d61f314c4a9ec2c8bd10d910e947"/>
-    <w:p>
-      <w:pPr>
-        <w:pStyle w:val="berschrift3"/>
-      </w:pPr>
-      <w:r>
-        <w:t xml:space="preserve">1.1 Anforderungen an Datenverarbeitungsmethoden</w:t>
+        <w:t xml:space="preserve">in Statistikproduktion: Der Standard, ermöglicht besonders beliebig große Datenmengen zu verarbeiten auch mit geringen Systemkapazitäten, da der Arbeitsspeicher nur minimal belastet wird. Moderne … die moderne Arbeitspeicher besser nutzen, reduzieren die Laufzeit signifikant.</w:t>
       </w:r>
     </w:p>
     <w:p>
       <w:pPr>
         <w:pStyle w:val="Compact"/>
         <w:numPr>
-          <w:ilvl w:val="0"/>
-          <w:numId w:val="1001"/>
+          <w:ilvl w:val="1"/>
+          <w:numId w:val="1003"/>
         </w:numPr>
       </w:pPr>
       <w:r>
-        <w:t xml:space="preserve">Performanz und Nutzererfahrung auf dem aktuellen Stand der Technik</w:t>
+        <w:t xml:space="preserve">bei Performanzvergelich ist zu beachten, dass läuft auf älterer SAS-Version und Hardware.</w:t>
       </w:r>
     </w:p>
     <w:p>
       <w:pPr>
         <w:pStyle w:val="Compact"/>
         <w:numPr>
-          <w:ilvl w:val="0"/>
-          <w:numId w:val="1001"/>
+          <w:ilvl w:val="1"/>
+          <w:numId w:val="1003"/>
         </w:numPr>
       </w:pPr>
       <w:r>
-        <w:t xml:space="preserve">leicht einzurichten auch in den abgeschotteten System der amtl. Statistik (tlw. langwierig und schwierig), d.h. wenig Abhängigkeiten und unabhängig von Internet bzw. Cloud betreibbar.</w:t>
+        <w:t xml:space="preserve">für große Datenmengen geeignet</w:t>
       </w:r>
     </w:p>
     <w:p>
       <w:pPr>
         <w:pStyle w:val="Compact"/>
         <w:numPr>
-          <w:ilvl w:val="0"/>
-          <w:numId w:val="1001"/>
+          <w:ilvl w:val="1"/>
+          <w:numId w:val="1003"/>
         </w:numPr>
       </w:pPr>
       <w:r>
-        <w:t xml:space="preserve">langfristig stabil und gut unterstützt</w:t>
-      </w:r>
-    </w:p>
-    <w:p>
-      <w:pPr>
-        <w:pStyle w:val="Compact"/>
-        <w:numPr>
-          <w:ilvl w:val="0"/>
-          <w:numId w:val="1001"/>
-        </w:numPr>
-      </w:pPr>
-      <w:r>
-        <w:t xml:space="preserve">leicht nutzbar, gut dokumentiert, gutes Schulungsangebot</w:t>
-      </w:r>
-    </w:p>
-    <w:p>
-      <w:pPr>
-        <w:pStyle w:val="FirstParagraph"/>
-      </w:pPr>
-      <w:r>
-        <w:t xml:space="preserve">Die Analyse großer Datensätze wie des in der FDZ-Umgebung stellt besondere Anforderungen an die verwendeten Werkzeuge. Traditionelle Ansätze (CSV-Dateien, Base R) stoßen bei dieser Datengröße an ihre Grenzen. Moderne spaltenorientierte Technologien lösen dieses Problem indem sie erlauben, nur relevante Variablen bei Bedarf zu einzulesen.</w:t>
-      </w:r>
-    </w:p>
-    <w:bookmarkEnd w:id="20"/>
-    <w:bookmarkStart w:id="23" w:name="sachstand"/>
-    <w:p>
-      <w:pPr>
-        <w:pStyle w:val="berschrift3"/>
-      </w:pPr>
-      <w:r>
-        <w:t xml:space="preserve">1.2 Sachstand</w:t>
-      </w:r>
-    </w:p>
-    <w:bookmarkStart w:id="21" w:name="sas-und-stata"/>
-    <w:p>
-      <w:pPr>
-        <w:pStyle w:val="berschrift4"/>
-      </w:pPr>
-      <w:r>
-        <w:t xml:space="preserve">1.2.1 SAS und Stata</w:t>
+        <w:t xml:space="preserve">hauptsächlich SAS für große Datenmenge verwendet, funktioniert, aber langsam</w:t>
       </w:r>
     </w:p>
     <w:p>
@@ -154,31 +132,17 @@
         </w:numPr>
       </w:pPr>
       <w:r>
-        <w:t xml:space="preserve">Hauptanalysewerkzeuge sind bisher:</w:t>
+        <w:rPr>
+          <w:b/>
+          <w:bCs/>
+        </w:rPr>
+        <w:t xml:space="preserve">Stata</w:t>
       </w:r>
-    </w:p>
-    <w:p>
-      <w:pPr>
-        <w:pStyle w:val="Compact"/>
-        <w:numPr>
-          <w:ilvl w:val="1"/>
-          <w:numId w:val="1003"/>
-        </w:numPr>
-      </w:pPr>
       <w:r>
-        <w:t xml:space="preserve">im StBA SAS 9.4 M8, EG</w:t>
+        <w:t xml:space="preserve"> </w:t>
       </w:r>
-    </w:p>
-    <w:p>
-      <w:pPr>
-        <w:pStyle w:val="Compact"/>
-        <w:numPr>
-          <w:ilvl w:val="1"/>
-          <w:numId w:val="1003"/>
-        </w:numPr>
-      </w:pPr>
       <w:r>
-        <w:t xml:space="preserve">im FDZ zsl. Stata</w:t>
+        <w:t xml:space="preserve">in dem FDZ: sehr beliebt in vielen Fachbereichen der Wissenschaft und von Nutzenden beliebt daher gut nachgefragt. FDZ hat bisher in KDFV bereitgestellt oder reduziert lokal. Bisher Standardarbeitsplätze</w:t>
       </w:r>
     </w:p>
     <w:p>
@@ -190,53 +154,74 @@
         </w:numPr>
       </w:pPr>
       <w:r>
-        <w:t xml:space="preserve">Stata</w:t>
+        <w:rPr>
+          <w:b/>
+          <w:bCs/>
+        </w:rPr>
+        <w:t xml:space="preserve">R-Server</w:t>
+      </w:r>
+      <w:r>
+        <w:t xml:space="preserve"> </w:t>
+      </w:r>
+      <w:r>
+        <w:t xml:space="preserve">(Posit Workbench) auch seit Jahren erfolgreich im Einsatz. https://posit.co/products/enterprise/workbench/ durch FDZ mitgenutzt.</w:t>
       </w:r>
     </w:p>
     <w:p>
       <w:pPr>
         <w:pStyle w:val="Compact"/>
         <w:numPr>
-          <w:ilvl w:val="1"/>
+          <w:ilvl w:val="0"/>
           <w:numId w:val="1004"/>
         </w:numPr>
       </w:pPr>
       <w:r>
-        <w:t xml:space="preserve">bisher: V.15 MP-12 (KDFV) und Stata 19 SE lokal (GWAP).</w:t>
+        <w:t xml:space="preserve">R-Server: Zukunftsorientierter Ausbau der Infrastruktur wurde Anfang 2025 abgeschlossen und laufend erweitert. mit folgenden Kapazitäten</w:t>
       </w:r>
     </w:p>
     <w:p>
       <w:pPr>
         <w:pStyle w:val="Compact"/>
         <w:numPr>
-          <w:ilvl w:val="1"/>
+          <w:ilvl w:val="0"/>
           <w:numId w:val="1004"/>
         </w:numPr>
       </w:pPr>
       <w:r>
-        <w:t xml:space="preserve">neu im OSS in KDFV/GWAP V. 19 gleichermaßen in großen Systemkapazitäten.</w:t>
-      </w:r>
-    </w:p>
-    <w:bookmarkEnd w:id="21"/>
-    <w:bookmarkStart w:id="22" w:name="X3096ca8ebeb67c319ad75c32966f0db2c0eb333"/>
-    <w:p>
-      <w:pPr>
-        <w:pStyle w:val="berschrift4"/>
-      </w:pPr>
-      <w:r>
-        <w:t xml:space="preserve">1.2.2 Empfehlung des FDSZ der deutschen Bundesbank</w:t>
+        <w:t xml:space="preserve">Haus R-Server.</w:t>
       </w:r>
     </w:p>
     <w:p>
       <w:pPr>
         <w:pStyle w:val="Compact"/>
         <w:numPr>
-          <w:ilvl w:val="0"/>
+          <w:ilvl w:val="1"/>
           <w:numId w:val="1005"/>
         </w:numPr>
       </w:pPr>
       <w:r>
-        <w:t xml:space="preserve">hat den Spezialfall von in-memory Auswertung betrachtet mit den folgenden Ergebnissen:</w:t>
+        <w:t xml:space="preserve">Aktuell mit über 200 Aktiven Nutzende</w:t>
+      </w:r>
+    </w:p>
+    <w:p>
+      <w:pPr>
+        <w:pStyle w:val="Compact"/>
+        <w:numPr>
+          <w:ilvl w:val="0"/>
+          <w:numId w:val="1004"/>
+        </w:numPr>
+      </w:pPr>
+      <w:r>
+        <w:t xml:space="preserve">OSS</w:t>
+      </w:r>
+    </w:p>
+    <w:bookmarkStart w:id="20" w:name="allgemeinn"/>
+    <w:p>
+      <w:pPr>
+        <w:pStyle w:val="berschrift3"/>
+      </w:pPr>
+      <w:r>
+        <w:t xml:space="preserve">1.1 Allgemeinn</w:t>
       </w:r>
     </w:p>
     <w:p>
@@ -248,38 +233,47 @@
         </w:numPr>
       </w:pPr>
       <w:r>
-        <w:t xml:space="preserve">R zeigt große Performanzevorteile gegenüber Stata für FDZ Aufgaben:</w:t>
+        <w:t xml:space="preserve">abgeschottete, innerhalb der eigenen Infrastruktur</w:t>
       </w:r>
+    </w:p>
+    <w:bookmarkEnd w:id="20"/>
+    <w:bookmarkStart w:id="21" w:name="sas-server"/>
+    <w:p>
+      <w:pPr>
+        <w:pStyle w:val="berschrift3"/>
+      </w:pPr>
       <w:r>
-        <w:t xml:space="preserve"> </w:t>
+        <w:t xml:space="preserve">1.2 SAS Server</w:t>
       </w:r>
+    </w:p>
+    <w:bookmarkEnd w:id="21"/>
+    <w:bookmarkStart w:id="22" w:name="stba-r-server"/>
+    <w:p>
+      <w:pPr>
+        <w:pStyle w:val="berschrift3"/>
+      </w:pPr>
       <w:r>
-        <w:t xml:space="preserve">“Note that using parquet and R reduces the computing time compared to the optimised Stata approach by 65.1% from 77.6 to 27.1 seconds”</w:t>
+        <w:t xml:space="preserve">1.3 StBA R-Server</w:t>
       </w:r>
     </w:p>
     <w:p>
       <w:pPr>
+        <w:pStyle w:val="FirstParagraph"/>
+      </w:pPr>
+      <w:r>
+        <w:t xml:space="preserve">Intern ist R in größeren Kapazitäten nutzbar und Stata nur lokal.</w:t>
+      </w:r>
+    </w:p>
+    <w:p>
+      <w:pPr>
         <w:pStyle w:val="Compact"/>
         <w:numPr>
           <w:ilvl w:val="0"/>
-          <w:numId w:val="1006"/>
+          <w:numId w:val="1007"/>
         </w:numPr>
       </w:pPr>
       <w:r>
-        <w:t xml:space="preserve">zu betrachten ist die Gesamtzeit (d.h. Rechenzeit +</w:t>
-      </w:r>
-      <w:r>
-        <w:t xml:space="preserve"> </w:t>
-      </w:r>
-      <w:r>
-        <w:rPr>
-          <w:b/>
-          <w:bCs/>
-        </w:rPr>
-        <w:t xml:space="preserve">Entwicklungszeit</w:t>
-      </w:r>
-      <w:r>
-        <w:t xml:space="preserve">)</w:t>
+        <w:t xml:space="preserve">10 Server á</w:t>
       </w:r>
     </w:p>
     <w:p>
@@ -287,11 +281,11 @@
         <w:pStyle w:val="Compact"/>
         <w:numPr>
           <w:ilvl w:val="1"/>
-          <w:numId w:val="1007"/>
+          <w:numId w:val="1008"/>
         </w:numPr>
       </w:pPr>
       <w:r>
-        <w:t xml:space="preserve">vorhandene Erfahrung und Knowhow (bspw. in Stata) relativiert die Performanzgewinne in R. Zu beachten sind hohe Debugging Aufwände an den GWAPs der FDZ (kein Internetzugriff)</w:t>
+        <w:t xml:space="preserve">1 TB RAM</w:t>
       </w:r>
     </w:p>
     <w:p>
@@ -299,46 +293,41 @@
         <w:pStyle w:val="Compact"/>
         <w:numPr>
           <w:ilvl w:val="1"/>
-          <w:numId w:val="1007"/>
+          <w:numId w:val="1008"/>
         </w:numPr>
       </w:pPr>
       <w:r>
-        <w:t xml:space="preserve">I.d.R. muss in der Entwicklung Code mehrfach ausgeführt werden, sodass sich die Laufzeit multipliziert (Wickham&amp;Grolemund 2016).</w:t>
+        <w:t xml:space="preserve">96 Kerne</w:t>
       </w:r>
     </w:p>
     <w:p>
       <w:pPr>
         <w:pStyle w:val="Compact"/>
         <w:numPr>
-          <w:ilvl w:val="0"/>
-          <w:numId w:val="1006"/>
+          <w:ilvl w:val="1"/>
+          <w:numId w:val="1008"/>
         </w:numPr>
       </w:pPr>
       <w:r>
-        <w:t xml:space="preserve">Die u.g. Parquet-Dateien werden bereits standardmäßig im FDSZ angeboten.</w:t>
+        <w:t xml:space="preserve">2 GPUs mit insg. 96 GB VRAM</w:t>
       </w:r>
     </w:p>
     <w:p>
       <w:pPr>
-        <w:pStyle w:val="Compact"/>
-        <w:numPr>
-          <w:ilvl w:val="0"/>
-          <w:numId w:val="1006"/>
-        </w:numPr>
+        <w:pStyle w:val="FirstParagraph"/>
       </w:pPr>
       <w:r>
-        <w:t xml:space="preserve">Variablenselektion hervorgehoben. Bot Beschleuniging von 39.9% in R und 33.9% in Stata</w:t>
+        <w:t xml:space="preserve">Bereitstellung von Paketen und organisatorische einordnung. Veränderung der Infrastruktur langwierig, Beschaffung via Beschaffungsamt etc. -&gt; wir müssen für die Zukunft planen und umsetzen.</w:t>
       </w:r>
     </w:p>
     <w:bookmarkEnd w:id="22"/>
-    <w:bookmarkEnd w:id="23"/>
-    <w:bookmarkStart w:id="24" w:name="analysewerkzeug-r"/>
+    <w:bookmarkStart w:id="23" w:name="fdz-onsite-server"/>
     <w:p>
       <w:pPr>
         <w:pStyle w:val="berschrift3"/>
       </w:pPr>
       <w:r>
-        <w:t xml:space="preserve">1.3 Analysewerkzeug R</w:t>
+        <w:t xml:space="preserve">1.4 FDZ OnSite-Server</w:t>
       </w:r>
     </w:p>
     <w:p>
@@ -346,89 +335,493 @@
         <w:pStyle w:val="FirstParagraph"/>
       </w:pPr>
       <w:r>
-        <w:t xml:space="preserve">Der Einsatz von R wächst stetig mit aktuell über 200 aktiven Nutzenden im StBA und FDZ.</w:t>
+        <w:t xml:space="preserve">StBA R-Server mit noch größeren Kapazitäten und grafischen Rechenbeschleunigern.</w:t>
       </w:r>
     </w:p>
     <w:p>
       <w:pPr>
-        <w:pStyle w:val="Compact"/>
-        <w:numPr>
-          <w:ilvl w:val="0"/>
-          <w:numId w:val="1008"/>
-        </w:numPr>
+        <w:pStyle w:val="BodyText"/>
       </w:pPr>
       <w:r>
-        <w:t xml:space="preserve">R ist die native Programmiersprache von Statistiker/-innen und Daten-affinen Programmierer/-innen. Frei verfügbar und leicht einzurichten. Somit weit verbreitet, insb. an Universitäten.</w:t>
+        <w:t xml:space="preserve">Neu seit November 2025 steht der sog. OnSite-Server im FDZ Bund allen OnSite Nutzungen bereit – jeweisl in Stata un R via KDFV und an den GWAP. Zugriff zu Analyseservern in umfangreichen Kapazitäten.</w:t>
       </w:r>
     </w:p>
     <w:p>
       <w:pPr>
-        <w:pStyle w:val="Compact"/>
-        <w:numPr>
-          <w:ilvl w:val="0"/>
-          <w:numId w:val="1008"/>
-        </w:numPr>
+        <w:pStyle w:val="BodyText"/>
       </w:pPr>
       <w:r>
-        <w:t xml:space="preserve">R ist Open Source und wird ständig weiterentwickelt (aktuell in Version 4.5 verwendet, jährliche Major Releases).</w:t>
+        <w:t xml:space="preserve">In FDZ Bund Für Stata (3 Server) oder R (6 Server) in KDFV oder GWAP stehen jeder Nutzung zur Verfügung:</w:t>
       </w:r>
     </w:p>
-    <w:p>
-      <w:pPr>
-        <w:pStyle w:val="Compact"/>
-        <w:numPr>
-          <w:ilvl w:val="0"/>
-          <w:numId w:val="1008"/>
-        </w:numPr>
-      </w:pPr>
-      <w:r>
-        <w:t xml:space="preserve">Eine weltweit aktive Community löst Probleme zeitnah und ergänzt stetig Funktionalitäten in Form von sog.</w:t>
-      </w:r>
-      <w:r>
-        <w:t xml:space="preserve"> </w:t>
-      </w:r>
-      <w:r>
-        <w:rPr>
-          <w:i/>
-          <w:iCs/>
-        </w:rPr>
-        <w:t xml:space="preserve">R-Packages</w:t>
-      </w:r>
-      <w:r>
-        <w:t xml:space="preserve">.</w:t>
-      </w:r>
-    </w:p>
-    <w:p>
-      <w:pPr>
-        <w:pStyle w:val="Compact"/>
-        <w:numPr>
-          <w:ilvl w:val="0"/>
-          <w:numId w:val="1008"/>
-        </w:numPr>
-      </w:pPr>
-      <w:r>
-        <w:t xml:space="preserve">Bietet nativ bereits viele Datenverarbeitungsmethoden, die jedoch durch diese R-Packages ganz neue Level an Nutzerfreundlichkeit, Funktionsumfang und Performanz erreichen.</w:t>
-      </w:r>
-    </w:p>
-    <w:bookmarkEnd w:id="24"/>
-    <w:bookmarkStart w:id="29" w:name="klassische-methoden-in-r"/>
-    <w:p>
-      <w:pPr>
-        <w:pStyle w:val="berschrift3"/>
-      </w:pPr>
-      <w:r>
-        <w:t xml:space="preserve">1.4 Klassische Methoden in R</w:t>
-      </w:r>
-    </w:p>
-    <w:bookmarkStart w:id="25" w:name="base-r"/>
-    <w:p>
-      <w:pPr>
-        <w:pStyle w:val="berschrift4"/>
-      </w:pPr>
-      <w:r>
-        <w:t xml:space="preserve">1.4.1 Base R</w:t>
-      </w:r>
-    </w:p>
+    <w:tbl xmlns:w="http://schemas.openxmlformats.org/wordprocessingml/2006/main" xmlns:r="http://schemas.openxmlformats.org/officeDocument/2006/relationships" xmlns:w14="http://schemas.microsoft.com/office/word/2010/wordml" xmlns:wp="http://schemas.openxmlformats.org/drawingml/2006/wordprocessingDrawing" xmlns:a="http://schemas.openxmlformats.org/drawingml/2006/main" xmlns:pic="http://schemas.openxmlformats.org/drawingml/2006/picture">
+      <w:tblPr>
+        <w:tblLayout w:type="fixed"/>
+        <w:jc w:val="center"/>
+        <w:tblLook w:firstRow="1" w:lastRow="0" w:firstColumn="0" w:lastColumn="0" w:noHBand="0" w:noVBand="1"/>
+      </w:tblPr>
+      <w:tblGrid>
+        <w:gridCol w:w="2537"/>
+        <w:gridCol w:w="1794"/>
+      </w:tblGrid>
+      <w:tr>
+        <w:trPr>
+          <w:trHeight w:val="606" w:hRule="auto"/>
+          <w:tblHeader/>
+        </w:trPr>
+        header1
+        <w:tc>
+          <w:tcPr>
+            <w:tcBorders>
+              <w:bottom w:val="single" w:sz="8" w:space="0" w:color="000000"/>
+              <w:top w:val="single" w:sz="8" w:space="0" w:color="000000"/>
+              <w:left w:val="none" w:sz="0" w:space="0" w:color="000000"/>
+              <w:right w:val="none" w:sz="0" w:space="0" w:color="000000"/>
+            </w:tcBorders>
+            <w:shd w:val="clear" w:color="auto" w:fill="FFFFFF"/>
+            <w:tcMar>
+              <w:top w:w="0" w:type="dxa"/>
+              <w:bottom w:w="0" w:type="dxa"/>
+              <w:left w:w="0" w:type="dxa"/>
+              <w:right w:w="0" w:type="dxa"/>
+            </w:tcMar>
+            <w:vAlign w:val="center"/>
+          </w:tcPr>
+          <w:p>
+            <w:pPr>
+              <w:jc w:val="left"/>
+              <w:pBdr>
+                <w:bottom w:val="none" w:sz="0" w:space="0" w:color="000000"/>
+                <w:top w:val="none" w:sz="0" w:space="0" w:color="000000"/>
+                <w:left w:val="none" w:sz="0" w:space="0" w:color="000000"/>
+                <w:right w:val="none" w:sz="0" w:space="0" w:color="000000"/>
+              </w:pBdr>
+              <w:spacing w:after="100" w:before="100" w:line="240"/>
+              <w:ind w:left="100" w:right="100" w:firstLine="0" w:firstLineChars="0"/>
+              <w:rPr>
+                <w:rFonts w:ascii="Arial" w:hAnsi="Arial" w:eastAsia="Arial" w:cs="Arial"/>
+                <w:i w:val="false"/>
+                <w:b w:val="true"/>
+                <w:u w:val="none"/>
+                <w:strike w:val="false"/>
+                <w:sz w:val="20"/>
+                <w:szCs w:val="20"/>
+                <w:color w:val="000000"/>
+              </w:rPr>
+            </w:pPr>
+            <w:r xmlns:w="http://schemas.openxmlformats.org/wordprocessingml/2006/main" xmlns:wp="http://schemas.openxmlformats.org/drawingml/2006/wordprocessingDrawing" xmlns:r="http://schemas.openxmlformats.org/officeDocument/2006/relationships" xmlns:w14="http://schemas.microsoft.com/office/word/2010/wordml">
+              <w:rPr>
+                <w:rFonts w:ascii="Arial" w:hAnsi="Arial" w:eastAsia="Arial" w:cs="Arial"/>
+                <w:i w:val="false"/>
+                <w:b w:val="true"/>
+                <w:u w:val="none"/>
+                <w:strike w:val="false"/>
+                <w:sz w:val="20"/>
+                <w:szCs w:val="20"/>
+                <w:color w:val="000000"/>
+              </w:rPr>
+              <w:t xml:space="preserve">Komponente</w:t>
+            </w:r>
+          </w:p>
+        </w:tc>
+        <w:tc>
+          <w:tcPr>
+            <w:tcBorders>
+              <w:bottom w:val="single" w:sz="8" w:space="0" w:color="000000"/>
+              <w:top w:val="single" w:sz="8" w:space="0" w:color="000000"/>
+              <w:left w:val="none" w:sz="0" w:space="0" w:color="000000"/>
+              <w:right w:val="none" w:sz="0" w:space="0" w:color="000000"/>
+            </w:tcBorders>
+            <w:shd w:val="clear" w:color="auto" w:fill="FFFFFF"/>
+            <w:tcMar>
+              <w:top w:w="0" w:type="dxa"/>
+              <w:bottom w:w="0" w:type="dxa"/>
+              <w:left w:w="0" w:type="dxa"/>
+              <w:right w:w="0" w:type="dxa"/>
+            </w:tcMar>
+            <w:vAlign w:val="center"/>
+          </w:tcPr>
+          <w:p>
+            <w:pPr>
+              <w:jc w:val="left"/>
+              <w:pBdr>
+                <w:bottom w:val="none" w:sz="0" w:space="0" w:color="000000"/>
+                <w:top w:val="none" w:sz="0" w:space="0" w:color="000000"/>
+                <w:left w:val="none" w:sz="0" w:space="0" w:color="000000"/>
+                <w:right w:val="none" w:sz="0" w:space="0" w:color="000000"/>
+              </w:pBdr>
+              <w:spacing w:after="100" w:before="100" w:line="240"/>
+              <w:ind w:left="100" w:right="100" w:firstLine="0" w:firstLineChars="0"/>
+              <w:rPr>
+                <w:rFonts w:ascii="Arial" w:hAnsi="Arial" w:eastAsia="Arial" w:cs="Arial"/>
+                <w:i w:val="false"/>
+                <w:b w:val="true"/>
+                <w:u w:val="none"/>
+                <w:strike w:val="false"/>
+                <w:sz w:val="20"/>
+                <w:szCs w:val="20"/>
+                <w:color w:val="000000"/>
+              </w:rPr>
+            </w:pPr>
+            <w:r xmlns:w="http://schemas.openxmlformats.org/wordprocessingml/2006/main" xmlns:wp="http://schemas.openxmlformats.org/drawingml/2006/wordprocessingDrawing" xmlns:r="http://schemas.openxmlformats.org/officeDocument/2006/relationships" xmlns:w14="http://schemas.microsoft.com/office/word/2010/wordml">
+              <w:rPr>
+                <w:rFonts w:ascii="Arial" w:hAnsi="Arial" w:eastAsia="Arial" w:cs="Arial"/>
+                <w:i w:val="false"/>
+                <w:b w:val="true"/>
+                <w:u w:val="none"/>
+                <w:strike w:val="false"/>
+                <w:sz w:val="20"/>
+                <w:szCs w:val="20"/>
+                <w:color w:val="000000"/>
+              </w:rPr>
+              <w:t xml:space="preserve">Umfang</w:t>
+            </w:r>
+          </w:p>
+        </w:tc>
+      </w:tr>
+      <w:tr>
+        <w:trPr>
+          <w:trHeight w:val="604" w:hRule="auto"/>
+        </w:trPr>
+        body1
+        <w:tc>
+          <w:tcPr>
+            <w:tcBorders>
+              <w:bottom w:val="none" w:sz="0" w:space="0" w:color="000000"/>
+              <w:top w:val="single" w:sz="8" w:space="0" w:color="000000"/>
+              <w:left w:val="none" w:sz="0" w:space="0" w:color="000000"/>
+              <w:right w:val="none" w:sz="0" w:space="0" w:color="000000"/>
+            </w:tcBorders>
+            <w:shd w:val="clear" w:color="auto" w:fill="FFFFFF"/>
+            <w:tcMar>
+              <w:top w:w="0" w:type="dxa"/>
+              <w:bottom w:w="0" w:type="dxa"/>
+              <w:left w:w="0" w:type="dxa"/>
+              <w:right w:w="0" w:type="dxa"/>
+            </w:tcMar>
+            <w:vAlign w:val="center"/>
+          </w:tcPr>
+          <w:p>
+            <w:pPr>
+              <w:jc w:val="left"/>
+              <w:pBdr>
+                <w:bottom w:val="none" w:sz="0" w:space="0" w:color="000000"/>
+                <w:top w:val="none" w:sz="0" w:space="0" w:color="000000"/>
+                <w:left w:val="none" w:sz="0" w:space="0" w:color="000000"/>
+                <w:right w:val="none" w:sz="0" w:space="0" w:color="000000"/>
+              </w:pBdr>
+              <w:spacing w:after="100" w:before="100" w:line="240"/>
+              <w:ind w:left="100" w:right="100" w:firstLine="0" w:firstLineChars="0"/>
+              <w:rPr>
+                <w:rFonts w:ascii="Arial" w:hAnsi="Arial" w:eastAsia="Arial" w:cs="Arial"/>
+                <w:i w:val="false"/>
+                <w:b w:val="false"/>
+                <w:u w:val="none"/>
+                <w:strike w:val="false"/>
+                <w:sz w:val="20"/>
+                <w:szCs w:val="20"/>
+                <w:color w:val="000000"/>
+              </w:rPr>
+            </w:pPr>
+            <w:r xmlns:w="http://schemas.openxmlformats.org/wordprocessingml/2006/main" xmlns:wp="http://schemas.openxmlformats.org/drawingml/2006/wordprocessingDrawing" xmlns:r="http://schemas.openxmlformats.org/officeDocument/2006/relationships" xmlns:w14="http://schemas.microsoft.com/office/word/2010/wordml">
+              <w:rPr>
+                <w:rFonts w:ascii="Arial" w:hAnsi="Arial" w:eastAsia="Arial" w:cs="Arial"/>
+                <w:i w:val="false"/>
+                <w:b w:val="false"/>
+                <w:u w:val="none"/>
+                <w:strike w:val="false"/>
+                <w:sz w:val="20"/>
+                <w:szCs w:val="20"/>
+                <w:color w:val="000000"/>
+              </w:rPr>
+              <w:t xml:space="preserve">Arbeitsspeicher</w:t>
+            </w:r>
+          </w:p>
+        </w:tc>
+        <w:tc>
+          <w:tcPr>
+            <w:tcBorders>
+              <w:bottom w:val="none" w:sz="0" w:space="0" w:color="000000"/>
+              <w:top w:val="single" w:sz="8" w:space="0" w:color="000000"/>
+              <w:left w:val="none" w:sz="0" w:space="0" w:color="000000"/>
+              <w:right w:val="none" w:sz="0" w:space="0" w:color="000000"/>
+            </w:tcBorders>
+            <w:shd w:val="clear" w:color="auto" w:fill="FFFFFF"/>
+            <w:tcMar>
+              <w:top w:w="0" w:type="dxa"/>
+              <w:bottom w:w="0" w:type="dxa"/>
+              <w:left w:w="0" w:type="dxa"/>
+              <w:right w:w="0" w:type="dxa"/>
+            </w:tcMar>
+            <w:vAlign w:val="center"/>
+          </w:tcPr>
+          <w:p>
+            <w:pPr>
+              <w:jc w:val="left"/>
+              <w:pBdr>
+                <w:bottom w:val="none" w:sz="0" w:space="0" w:color="000000"/>
+                <w:top w:val="none" w:sz="0" w:space="0" w:color="000000"/>
+                <w:left w:val="none" w:sz="0" w:space="0" w:color="000000"/>
+                <w:right w:val="none" w:sz="0" w:space="0" w:color="000000"/>
+              </w:pBdr>
+              <w:spacing w:after="100" w:before="100" w:line="240"/>
+              <w:ind w:left="100" w:right="100" w:firstLine="0" w:firstLineChars="0"/>
+              <w:rPr>
+                <w:rFonts w:ascii="Arial" w:hAnsi="Arial" w:eastAsia="Arial" w:cs="Arial"/>
+                <w:i w:val="false"/>
+                <w:b w:val="false"/>
+                <w:u w:val="none"/>
+                <w:strike w:val="false"/>
+                <w:sz w:val="20"/>
+                <w:szCs w:val="20"/>
+                <w:color w:val="000000"/>
+              </w:rPr>
+            </w:pPr>
+            <w:r xmlns:w="http://schemas.openxmlformats.org/wordprocessingml/2006/main" xmlns:wp="http://schemas.openxmlformats.org/drawingml/2006/wordprocessingDrawing" xmlns:r="http://schemas.openxmlformats.org/officeDocument/2006/relationships" xmlns:w14="http://schemas.microsoft.com/office/word/2010/wordml">
+              <w:rPr>
+                <w:rFonts w:ascii="Arial" w:hAnsi="Arial" w:eastAsia="Arial" w:cs="Arial"/>
+                <w:i w:val="false"/>
+                <w:b w:val="false"/>
+                <w:u w:val="none"/>
+                <w:strike w:val="false"/>
+                <w:sz w:val="20"/>
+                <w:szCs w:val="20"/>
+                <w:color w:val="000000"/>
+              </w:rPr>
+              <w:t xml:space="preserve">bis zu 512 GB</w:t>
+            </w:r>
+          </w:p>
+        </w:tc>
+      </w:tr>
+      <w:tr>
+        <w:trPr>
+          <w:trHeight w:val="565" w:hRule="auto"/>
+        </w:trPr>
+        body2
+        <w:tc>
+          <w:tcPr>
+            <w:tcBorders>
+              <w:bottom w:val="none" w:sz="0" w:space="0" w:color="000000"/>
+              <w:top w:val="none" w:sz="0" w:space="0" w:color="000000"/>
+              <w:left w:val="none" w:sz="0" w:space="0" w:color="000000"/>
+              <w:right w:val="none" w:sz="0" w:space="0" w:color="000000"/>
+            </w:tcBorders>
+            <w:shd w:val="clear" w:color="auto" w:fill="FFFFFF"/>
+            <w:tcMar>
+              <w:top w:w="0" w:type="dxa"/>
+              <w:bottom w:w="0" w:type="dxa"/>
+              <w:left w:w="0" w:type="dxa"/>
+              <w:right w:w="0" w:type="dxa"/>
+            </w:tcMar>
+            <w:vAlign w:val="center"/>
+          </w:tcPr>
+          <w:p>
+            <w:pPr>
+              <w:jc w:val="left"/>
+              <w:pBdr>
+                <w:bottom w:val="none" w:sz="0" w:space="0" w:color="000000"/>
+                <w:top w:val="none" w:sz="0" w:space="0" w:color="000000"/>
+                <w:left w:val="none" w:sz="0" w:space="0" w:color="000000"/>
+                <w:right w:val="none" w:sz="0" w:space="0" w:color="000000"/>
+              </w:pBdr>
+              <w:spacing w:after="100" w:before="100" w:line="240"/>
+              <w:ind w:left="100" w:right="100" w:firstLine="0" w:firstLineChars="0"/>
+              <w:rPr>
+                <w:rFonts w:ascii="Arial" w:hAnsi="Arial" w:eastAsia="Arial" w:cs="Arial"/>
+                <w:i w:val="false"/>
+                <w:b w:val="false"/>
+                <w:u w:val="none"/>
+                <w:strike w:val="false"/>
+                <w:sz w:val="20"/>
+                <w:szCs w:val="20"/>
+                <w:color w:val="000000"/>
+              </w:rPr>
+            </w:pPr>
+            <w:r xmlns:w="http://schemas.openxmlformats.org/wordprocessingml/2006/main" xmlns:wp="http://schemas.openxmlformats.org/drawingml/2006/wordprocessingDrawing" xmlns:r="http://schemas.openxmlformats.org/officeDocument/2006/relationships" xmlns:w14="http://schemas.microsoft.com/office/word/2010/wordml">
+              <w:rPr>
+                <w:rFonts w:ascii="Arial" w:hAnsi="Arial" w:eastAsia="Arial" w:cs="Arial"/>
+                <w:i w:val="false"/>
+                <w:b w:val="false"/>
+                <w:u w:val="none"/>
+                <w:strike w:val="false"/>
+                <w:sz w:val="20"/>
+                <w:szCs w:val="20"/>
+                <w:color w:val="000000"/>
+              </w:rPr>
+              <w:t xml:space="preserve">Kernanzahl</w:t>
+            </w:r>
+          </w:p>
+        </w:tc>
+        <w:tc>
+          <w:tcPr>
+            <w:tcBorders>
+              <w:bottom w:val="none" w:sz="0" w:space="0" w:color="000000"/>
+              <w:top w:val="none" w:sz="0" w:space="0" w:color="000000"/>
+              <w:left w:val="none" w:sz="0" w:space="0" w:color="000000"/>
+              <w:right w:val="none" w:sz="0" w:space="0" w:color="000000"/>
+            </w:tcBorders>
+            <w:shd w:val="clear" w:color="auto" w:fill="FFFFFF"/>
+            <w:tcMar>
+              <w:top w:w="0" w:type="dxa"/>
+              <w:bottom w:w="0" w:type="dxa"/>
+              <w:left w:w="0" w:type="dxa"/>
+              <w:right w:w="0" w:type="dxa"/>
+            </w:tcMar>
+            <w:vAlign w:val="center"/>
+          </w:tcPr>
+          <w:p>
+            <w:pPr>
+              <w:jc w:val="left"/>
+              <w:pBdr>
+                <w:bottom w:val="none" w:sz="0" w:space="0" w:color="000000"/>
+                <w:top w:val="none" w:sz="0" w:space="0" w:color="000000"/>
+                <w:left w:val="none" w:sz="0" w:space="0" w:color="000000"/>
+                <w:right w:val="none" w:sz="0" w:space="0" w:color="000000"/>
+              </w:pBdr>
+              <w:spacing w:after="100" w:before="100" w:line="240"/>
+              <w:ind w:left="100" w:right="100" w:firstLine="0" w:firstLineChars="0"/>
+              <w:rPr>
+                <w:rFonts w:ascii="Arial" w:hAnsi="Arial" w:eastAsia="Arial" w:cs="Arial"/>
+                <w:i w:val="false"/>
+                <w:b w:val="false"/>
+                <w:u w:val="none"/>
+                <w:strike w:val="false"/>
+                <w:sz w:val="20"/>
+                <w:szCs w:val="20"/>
+                <w:color w:val="000000"/>
+              </w:rPr>
+            </w:pPr>
+            <w:r xmlns:w="http://schemas.openxmlformats.org/wordprocessingml/2006/main" xmlns:wp="http://schemas.openxmlformats.org/drawingml/2006/wordprocessingDrawing" xmlns:r="http://schemas.openxmlformats.org/officeDocument/2006/relationships" xmlns:w14="http://schemas.microsoft.com/office/word/2010/wordml">
+              <w:rPr>
+                <w:rFonts w:ascii="Arial" w:hAnsi="Arial" w:eastAsia="Arial" w:cs="Arial"/>
+                <w:i w:val="false"/>
+                <w:b w:val="false"/>
+                <w:u w:val="none"/>
+                <w:strike w:val="false"/>
+                <w:sz w:val="20"/>
+                <w:szCs w:val="20"/>
+                <w:color w:val="000000"/>
+              </w:rPr>
+              <w:t xml:space="preserve">16</w:t>
+            </w:r>
+          </w:p>
+        </w:tc>
+      </w:tr>
+      <w:tr>
+        <w:trPr>
+          <w:trHeight w:val="604" w:hRule="auto"/>
+        </w:trPr>
+        body3
+        <w:tc>
+          <w:tcPr>
+            <w:tcBorders>
+              <w:bottom w:val="single" w:sz="8" w:space="0" w:color="000000"/>
+              <w:top w:val="none" w:sz="0" w:space="0" w:color="000000"/>
+              <w:left w:val="none" w:sz="0" w:space="0" w:color="000000"/>
+              <w:right w:val="none" w:sz="0" w:space="0" w:color="000000"/>
+            </w:tcBorders>
+            <w:shd w:val="clear" w:color="auto" w:fill="FFFFFF"/>
+            <w:tcMar>
+              <w:top w:w="0" w:type="dxa"/>
+              <w:bottom w:w="0" w:type="dxa"/>
+              <w:left w:w="0" w:type="dxa"/>
+              <w:right w:w="0" w:type="dxa"/>
+            </w:tcMar>
+            <w:vAlign w:val="center"/>
+          </w:tcPr>
+          <w:p>
+            <w:pPr>
+              <w:jc w:val="left"/>
+              <w:pBdr>
+                <w:bottom w:val="none" w:sz="0" w:space="0" w:color="000000"/>
+                <w:top w:val="none" w:sz="0" w:space="0" w:color="000000"/>
+                <w:left w:val="none" w:sz="0" w:space="0" w:color="000000"/>
+                <w:right w:val="none" w:sz="0" w:space="0" w:color="000000"/>
+              </w:pBdr>
+              <w:spacing w:after="100" w:before="100" w:line="240"/>
+              <w:ind w:left="100" w:right="100" w:firstLine="0" w:firstLineChars="0"/>
+              <w:rPr>
+                <w:rFonts w:ascii="Arial" w:hAnsi="Arial" w:eastAsia="Arial" w:cs="Arial"/>
+                <w:i w:val="false"/>
+                <w:b w:val="false"/>
+                <w:u w:val="none"/>
+                <w:strike w:val="false"/>
+                <w:sz w:val="20"/>
+                <w:szCs w:val="20"/>
+                <w:color w:val="000000"/>
+              </w:rPr>
+            </w:pPr>
+            <w:r xmlns:w="http://schemas.openxmlformats.org/wordprocessingml/2006/main" xmlns:wp="http://schemas.openxmlformats.org/drawingml/2006/wordprocessingDrawing" xmlns:r="http://schemas.openxmlformats.org/officeDocument/2006/relationships" xmlns:w14="http://schemas.microsoft.com/office/word/2010/wordml">
+              <w:rPr>
+                <w:rFonts w:ascii="Arial" w:hAnsi="Arial" w:eastAsia="Arial" w:cs="Arial"/>
+                <w:i w:val="false"/>
+                <w:b w:val="false"/>
+                <w:u w:val="none"/>
+                <w:strike w:val="false"/>
+                <w:sz w:val="20"/>
+                <w:szCs w:val="20"/>
+                <w:color w:val="000000"/>
+              </w:rPr>
+              <w:t xml:space="preserve">CPU-Geschwindigkeit</w:t>
+            </w:r>
+          </w:p>
+        </w:tc>
+        <w:tc>
+          <w:tcPr>
+            <w:tcBorders>
+              <w:bottom w:val="single" w:sz="8" w:space="0" w:color="000000"/>
+              <w:top w:val="none" w:sz="0" w:space="0" w:color="000000"/>
+              <w:left w:val="none" w:sz="0" w:space="0" w:color="000000"/>
+              <w:right w:val="none" w:sz="0" w:space="0" w:color="000000"/>
+            </w:tcBorders>
+            <w:shd w:val="clear" w:color="auto" w:fill="FFFFFF"/>
+            <w:tcMar>
+              <w:top w:w="0" w:type="dxa"/>
+              <w:bottom w:w="0" w:type="dxa"/>
+              <w:left w:w="0" w:type="dxa"/>
+              <w:right w:w="0" w:type="dxa"/>
+            </w:tcMar>
+            <w:vAlign w:val="center"/>
+          </w:tcPr>
+          <w:p>
+            <w:pPr>
+              <w:jc w:val="left"/>
+              <w:pBdr>
+                <w:bottom w:val="none" w:sz="0" w:space="0" w:color="000000"/>
+                <w:top w:val="none" w:sz="0" w:space="0" w:color="000000"/>
+                <w:left w:val="none" w:sz="0" w:space="0" w:color="000000"/>
+                <w:right w:val="none" w:sz="0" w:space="0" w:color="000000"/>
+              </w:pBdr>
+              <w:spacing w:after="100" w:before="100" w:line="240"/>
+              <w:ind w:left="100" w:right="100" w:firstLine="0" w:firstLineChars="0"/>
+              <w:rPr>
+                <w:rFonts w:ascii="Arial" w:hAnsi="Arial" w:eastAsia="Arial" w:cs="Arial"/>
+                <w:i w:val="false"/>
+                <w:b w:val="false"/>
+                <w:u w:val="none"/>
+                <w:strike w:val="false"/>
+                <w:sz w:val="20"/>
+                <w:szCs w:val="20"/>
+                <w:color w:val="000000"/>
+              </w:rPr>
+            </w:pPr>
+            <w:r xmlns:w="http://schemas.openxmlformats.org/wordprocessingml/2006/main" xmlns:wp="http://schemas.openxmlformats.org/drawingml/2006/wordprocessingDrawing" xmlns:r="http://schemas.openxmlformats.org/officeDocument/2006/relationships" xmlns:w14="http://schemas.microsoft.com/office/word/2010/wordml">
+              <w:rPr>
+                <w:rFonts w:ascii="Arial" w:hAnsi="Arial" w:eastAsia="Arial" w:cs="Arial"/>
+                <w:i w:val="false"/>
+                <w:b w:val="false"/>
+                <w:u w:val="none"/>
+                <w:strike w:val="false"/>
+                <w:sz w:val="20"/>
+                <w:szCs w:val="20"/>
+                <w:color w:val="000000"/>
+              </w:rPr>
+              <w:t xml:space="preserve">3.1 GHz</w:t>
+            </w:r>
+          </w:p>
+        </w:tc>
+      </w:tr>
+    </w:tbl>
     <w:p>
       <w:pPr>
         <w:pStyle w:val="Compact"/>
@@ -438,7 +831,7 @@
         </w:numPr>
       </w:pPr>
       <w:r>
-        <w:t xml:space="preserve">Standardmäßige Basisfunktionen in R.</w:t>
+        <w:t xml:space="preserve">schnelle Direktverbindung zu Netzwerkspeicher</w:t>
       </w:r>
     </w:p>
     <w:p>
@@ -450,1408 +843,11 @@
         </w:numPr>
       </w:pPr>
       <w:r>
-        <w:t xml:space="preserve">Grundlage/einstieg, weder sonderlich amschaulich nocb sonderlich performant -&gt; Packages überlassen</w:t>
+        <w:t xml:space="preserve">Fußnote RAM in R 128 GB kann erweitert werden.</w:t>
       </w:r>
     </w:p>
-    <w:p>
-      <w:pPr>
-        <w:pStyle w:val="Compact"/>
-        <w:numPr>
-          <w:ilvl w:val="0"/>
-          <w:numId w:val="1009"/>
-        </w:numPr>
-      </w:pPr>
-      <w:r>
-        <w:rPr>
-          <w:b/>
-          <w:bCs/>
-        </w:rPr>
-        <w:t xml:space="preserve">Vorteile:</w:t>
-      </w:r>
-      <w:r>
-        <w:t xml:space="preserve"> </w:t>
-      </w:r>
-      <w:r>
-        <w:t xml:space="preserve">Einfach, weit verbreitet, keine zusätzlichen Abhängigkeiten</w:t>
-      </w:r>
-    </w:p>
-    <w:p>
-      <w:pPr>
-        <w:pStyle w:val="Compact"/>
-        <w:numPr>
-          <w:ilvl w:val="0"/>
-          <w:numId w:val="1009"/>
-        </w:numPr>
-      </w:pPr>
-      <w:r>
-        <w:rPr>
-          <w:b/>
-          <w:bCs/>
-        </w:rPr>
-        <w:t xml:space="preserve">Nachteile:</w:t>
-      </w:r>
-      <w:r>
-        <w:t xml:space="preserve"> </w:t>
-      </w:r>
-      <w:r>
-        <w:t xml:space="preserve">Langsam bei großen Daten, hoher Speicherverbrauch, alle Daten müssen in RAM passen</w:t>
-      </w:r>
-    </w:p>
-    <w:p>
-      <w:pPr>
-        <w:pStyle w:val="Compact"/>
-        <w:numPr>
-          <w:ilvl w:val="0"/>
-          <w:numId w:val="1009"/>
-        </w:numPr>
-      </w:pPr>
-      <w:r>
-        <w:rPr>
-          <w:b/>
-          <w:bCs/>
-        </w:rPr>
-        <w:t xml:space="preserve">Empfehlung:</w:t>
-      </w:r>
-      <w:r>
-        <w:t xml:space="preserve"> </w:t>
-      </w:r>
-      <w:r>
-        <w:t xml:space="preserve">Zweckdienlich für Einsteiger oder gelegenheitsnutzer für ganz kleine Anwendungenoder falls gar keine Abhängigkeiten in Form von Pkg erlaubt sind. Ansonsten…</w:t>
-      </w:r>
-    </w:p>
-    <w:bookmarkEnd w:id="25"/>
-    <w:bookmarkStart w:id="26" w:name="data.table"/>
-    <w:p>
-      <w:pPr>
-        <w:pStyle w:val="berschrift4"/>
-      </w:pPr>
-      <w:r>
-        <w:t xml:space="preserve">1.4.2 Data.table</w:t>
-      </w:r>
-    </w:p>
-    <w:p>
-      <w:pPr>
-        <w:pStyle w:val="Compact"/>
-        <w:numPr>
-          <w:ilvl w:val="0"/>
-          <w:numId w:val="1010"/>
-        </w:numPr>
-      </w:pPr>
-      <w:r>
-        <w:t xml:space="preserve">{data.table} in den meisten Fällen die performanteste klassische DVM. An die Syntax an base-r angesiedelt und nur hier verwendet, spezielles Wissen notwendig.</w:t>
-      </w:r>
-    </w:p>
-    <w:p>
-      <w:pPr>
-        <w:pStyle w:val="Compact"/>
-        <w:numPr>
-          <w:ilvl w:val="0"/>
-          <w:numId w:val="1010"/>
-        </w:numPr>
-      </w:pPr>
-      <w:r>
-        <w:rPr>
-          <w:b/>
-          <w:bCs/>
-        </w:rPr>
-        <w:t xml:space="preserve">Vorteile:</w:t>
-      </w:r>
-      <w:r>
-        <w:t xml:space="preserve"> </w:t>
-      </w:r>
-      <w:r>
-        <w:t xml:space="preserve">Sehr schnell für In-Memory-Operationen, ausgereift, kompakte Syntax In teilen der Community sehr beliebt</w:t>
-      </w:r>
-    </w:p>
-    <w:p>
-      <w:pPr>
-        <w:pStyle w:val="Compact"/>
-        <w:numPr>
-          <w:ilvl w:val="0"/>
-          <w:numId w:val="1010"/>
-        </w:numPr>
-      </w:pPr>
-      <w:r>
-        <w:rPr>
-          <w:b/>
-          <w:bCs/>
-        </w:rPr>
-        <w:t xml:space="preserve">Nachteile:</w:t>
-      </w:r>
-      <w:r>
-        <w:t xml:space="preserve"> </w:t>
-      </w:r>
-      <w:r>
-        <w:t xml:space="preserve">Alle Daten müssen in RAM passen, steile Lernkurve, keine Out-of-Core-Unterstützung.</w:t>
-      </w:r>
-    </w:p>
-    <w:p>
-      <w:pPr>
-        <w:pStyle w:val="Compact"/>
-        <w:numPr>
-          <w:ilvl w:val="0"/>
-          <w:numId w:val="1010"/>
-        </w:numPr>
-      </w:pPr>
-      <w:r>
-        <w:rPr>
-          <w:b/>
-          <w:bCs/>
-        </w:rPr>
-        <w:t xml:space="preserve">Empfehlung:</w:t>
-      </w:r>
-      <w:r>
-        <w:t xml:space="preserve"> </w:t>
-      </w:r>
-      <w:r>
-        <w:t xml:space="preserve">Gute Alternative wenn Datensatz in RAM passt und keine Parquet-Integration benötigt wird</w:t>
-      </w:r>
-    </w:p>
-    <w:bookmarkEnd w:id="26"/>
-    <w:bookmarkStart w:id="28" w:name="tidyverse"/>
-    <w:p>
-      <w:pPr>
-        <w:pStyle w:val="berschrift4"/>
-      </w:pPr>
-      <w:r>
-        <w:t xml:space="preserve">1.4.3 Tidyverse</w:t>
-      </w:r>
-    </w:p>
-    <w:p>
-      <w:pPr>
-        <w:pStyle w:val="FirstParagraph"/>
-      </w:pPr>
-      <w:r>
-        <w:t xml:space="preserve">Tidyverse ist ein Ökosystem von Packages zur Datenverarbeitung, das für besonders hohe Lesbarkeit des Codes bekannt ist. Dazu dient eine eigenen Programmiersyntax, sog.</w:t>
-      </w:r>
-      <w:r>
-        <w:t xml:space="preserve"> </w:t>
-      </w:r>
-      <w:r>
-        <w:rPr>
-          <w:i/>
-          <w:iCs/>
-        </w:rPr>
-        <w:t xml:space="preserve">{dplyr}-Syntax</w:t>
-      </w:r>
-      <w:r>
-        <w:t xml:space="preserve">, die den Anspruch hat menschlicher Sprache abzubilden. Das R-Package {dplyr} ist die Datenverarbeitungsgrammatik innerhalb Tidyverse, die anhand eines Beispiels in der folgenden Tabelle veranschaulicht wird</w:t>
-      </w:r>
-    </w:p>
-    <w:p>
-      <w:pPr>
-        <w:pStyle w:val="BodyText"/>
-      </w:pPr>
-      <w:r>
-        <w:t xml:space="preserve">[ Tabelle Beispiel Dplyr ]</w:t>
-      </w:r>
-    </w:p>
-    <w:p>
-      <w:pPr>
-        <w:pStyle w:val="BodyText"/>
-      </w:pPr>
-      <w:r>
-        <w:t xml:space="preserve">Diese Syntax ist bei einem Teil der R-Community so beliebt, dass sie vielen anderen Packages ergänzt wurde. Bspw. für {data.table} setzen dies die Packages {dtplyr} oder {tidytable} um Wie im Falle von {dtplyr} kann die Übersetzung zu {dplyr} jedoch die Performanz verschlechtern.</w:t>
-      </w:r>
-      <w:r>
-        <w:rPr>
-          <w:rStyle w:val="Funotenzeichen"/>
-        </w:rPr>
-        <w:footnoteReference w:id="27"/>
-      </w:r>
-    </w:p>
-    <w:bookmarkEnd w:id="28"/>
-    <w:bookmarkEnd w:id="29"/>
-    <w:bookmarkStart w:id="30" w:name="best-practices-in-r"/>
-    <w:p>
-      <w:pPr>
-        <w:pStyle w:val="berschrift3"/>
-      </w:pPr>
-      <w:r>
-        <w:t xml:space="preserve">1.5 Best Practices in R</w:t>
-      </w:r>
-    </w:p>
-    <w:p>
-      <w:pPr>
-        <w:pStyle w:val="FirstParagraph"/>
-      </w:pPr>
-      <w:r>
-        <w:t xml:space="preserve">Ab mittleren Datenmengen (relativ zu CPU und RAM) sind ausgewählte</w:t>
-      </w:r>
-      <w:r>
-        <w:t xml:space="preserve"> </w:t>
-      </w:r>
-      <w:r>
-        <w:rPr>
-          <w:b/>
-          <w:bCs/>
-        </w:rPr>
-        <w:t xml:space="preserve">Best Practices</w:t>
-      </w:r>
-      <w:r>
-        <w:t xml:space="preserve"> </w:t>
-      </w:r>
-      <w:r>
-        <w:t xml:space="preserve">in R:</w:t>
-      </w:r>
-    </w:p>
-    <w:p>
-      <w:pPr>
-        <w:pStyle w:val="Compact"/>
-        <w:numPr>
-          <w:ilvl w:val="0"/>
-          <w:numId w:val="1011"/>
-        </w:numPr>
-      </w:pPr>
-      <w:r>
-        <w:rPr>
-          <w:i/>
-          <w:iCs/>
-        </w:rPr>
-        <w:t xml:space="preserve">Variablenselektion</w:t>
-      </w:r>
-      <w:r>
-        <w:t xml:space="preserve">: Beim Einlesen von DatenAuswahl der benötigten Variablen in der Einlesefunktion ist wesentliche Best-Practices (besonders für klassiche Methoden, da dies das Risiko für RAM-Abbrüche und Wartezeiten deutlich reduziert). Das Einlesen zunächst aller Daten (ggf. mit Variablenselektion zu einem späteren Zeitpunkt) verursacht unnötige Wartezeiten, Ressourcenbelegung und kann zu Abbrüchen führen.</w:t>
-      </w:r>
-    </w:p>
-    <w:p>
-      <w:pPr>
-        <w:pStyle w:val="Compact"/>
-        <w:numPr>
-          <w:ilvl w:val="0"/>
-          <w:numId w:val="1011"/>
-        </w:numPr>
-      </w:pPr>
-      <w:r>
-        <w:rPr>
-          <w:i/>
-          <w:iCs/>
-        </w:rPr>
-        <w:t xml:space="preserve">Datenaufteilung</w:t>
-      </w:r>
-      <w:r>
-        <w:t xml:space="preserve">: Wenn der Arbeitsspeicher nicht ausreicht, um die benötigten Daten einzulesen, bietet eine Aufteilung auf mehrere RAM-Gerechte Datenpakete helfen. Für klassische Methoden kombiniert mit der mehrfachen Variablenselektion. Die folgenden hoch-performanten Techniken, kommen auch direkt mehreren Dateien nutzen, ohne manuell die Datensätze zusammenzuführen.</w:t>
-      </w:r>
-    </w:p>
-    <w:bookmarkEnd w:id="30"/>
-    <w:bookmarkStart w:id="36" w:name="sec-highperf"/>
-    <w:p>
-      <w:pPr>
-        <w:pStyle w:val="berschrift3"/>
-      </w:pPr>
-      <w:r>
-        <w:t xml:space="preserve">1.6 Hoch-performante Methoden in R</w:t>
-      </w:r>
-    </w:p>
-    <w:p>
-      <w:pPr>
-        <w:pStyle w:val="FirstParagraph"/>
-      </w:pPr>
-      <w:r>
-        <w:t xml:space="preserve">Wir sprechen in diesem Artikel vereinfacht von einer</w:t>
-      </w:r>
-      <w:r>
-        <w:t xml:space="preserve"> </w:t>
-      </w:r>
-      <w:r>
-        <w:rPr>
-          <w:i/>
-          <w:iCs/>
-        </w:rPr>
-        <w:t xml:space="preserve">hoch-performanten Methode</w:t>
-      </w:r>
-      <w:r>
-        <w:t xml:space="preserve">, sobald die betrachtete Datenverarbeitungsmethode in der Lage ist, Datenmengen überhalb des verfügbaren Arbeitsspeichers flexibel und effizient zu nutzen. SAS erfüllt den Großteil dieser Definition – lediglich die Effizienz lässt sich deutlich steigern.</w:t>
-      </w:r>
-    </w:p>
-    <w:p>
-      <w:pPr>
-        <w:pStyle w:val="BodyText"/>
-      </w:pPr>
-      <w:r>
-        <w:t xml:space="preserve">Um Datenauswertung auf höhere Datenmengen skalieren zu können ist ein Paradigmenwechsel von der “</w:t>
-      </w:r>
-      <w:r>
-        <w:rPr>
-          <w:i/>
-          <w:iCs/>
-        </w:rPr>
-        <w:t xml:space="preserve">vollständigen Verarbeitung im RAM”</w:t>
-      </w:r>
-      <w:r>
-        <w:t xml:space="preserve"> </w:t>
-      </w:r>
-      <w:r>
-        <w:t xml:space="preserve">zu der</w:t>
-      </w:r>
-      <w:r>
-        <w:t xml:space="preserve"> </w:t>
-      </w:r>
-      <w:r>
-        <w:rPr>
-          <w:i/>
-          <w:iCs/>
-        </w:rPr>
-        <w:t xml:space="preserve">Auslagerung aus dem RAM</w:t>
-      </w:r>
-      <w:r>
-        <w:t xml:space="preserve"> </w:t>
-      </w:r>
-      <w:r>
-        <w:t xml:space="preserve">notwendig. Vollständig im RAM sind Daten zwar sehr schnell und einfach zu nutzen, jedoch beansprucht der Transport in den RAM (Einlesen) einen Hauptteil der Laufzeit und der verfügbare RAM reicht i.d.R. nicht für größere Datenmengen. Die nachfolgenden Technologien sind auch in der Lage Daten überhalb des RAMs zu verarbeiten. Durch moderne Hardware und Software kann dies sogar sehr schnell erfolgen.</w:t>
-      </w:r>
-    </w:p>
-    <w:bookmarkStart w:id="31" w:name="apache-parquet"/>
-    <w:p>
-      <w:pPr>
-        <w:pStyle w:val="berschrift4"/>
-      </w:pPr>
-      <w:r>
-        <w:t xml:space="preserve">1.6.1 Apache Parquet</w:t>
-      </w:r>
-    </w:p>
-    <w:p>
-      <w:pPr>
-        <w:pStyle w:val="Compact"/>
-        <w:numPr>
-          <w:ilvl w:val="0"/>
-          <w:numId w:val="1012"/>
-        </w:numPr>
-      </w:pPr>
-      <w:r>
-        <w:t xml:space="preserve">Datenformat, spaltenbasiert, komprimiert, …</w:t>
-      </w:r>
-    </w:p>
-    <w:p>
-      <w:pPr>
-        <w:pStyle w:val="Compact"/>
-        <w:numPr>
-          <w:ilvl w:val="0"/>
-          <w:numId w:val="1012"/>
-        </w:numPr>
-      </w:pPr>
-      <w:r>
-        <w:t xml:space="preserve">tba - s. Vortrag</w:t>
-      </w:r>
-    </w:p>
-    <w:bookmarkEnd w:id="31"/>
-    <w:bookmarkStart w:id="32" w:name="apache-arrow"/>
-    <w:p>
-      <w:pPr>
-        <w:pStyle w:val="berschrift4"/>
-      </w:pPr>
-      <w:r>
-        <w:t xml:space="preserve">1.6.2 Apache Arrow</w:t>
-      </w:r>
-    </w:p>
-    <w:p>
-      <w:pPr>
-        <w:pStyle w:val="Compact"/>
-        <w:numPr>
-          <w:ilvl w:val="0"/>
-          <w:numId w:val="1013"/>
-        </w:numPr>
-      </w:pPr>
-      <w:r>
-        <w:t xml:space="preserve">R-package, C++ basiert, erlaubt Parallelisierung, Datenaufteilung, Lazy-Computations, Datenformat im RAM passend zu Parquet</w:t>
-      </w:r>
-    </w:p>
-    <w:p>
-      <w:pPr>
-        <w:pStyle w:val="Compact"/>
-        <w:numPr>
-          <w:ilvl w:val="0"/>
-          <w:numId w:val="1013"/>
-        </w:numPr>
-      </w:pPr>
-      <w:r>
-        <w:t xml:space="preserve">tba - s. Vortrag</w:t>
-      </w:r>
-    </w:p>
-    <w:bookmarkEnd w:id="32"/>
-    <w:bookmarkStart w:id="33" w:name="duckdb"/>
-    <w:p>
-      <w:pPr>
-        <w:pStyle w:val="berschrift4"/>
-      </w:pPr>
-      <w:r>
-        <w:t xml:space="preserve">1.6.3 DuckDB</w:t>
-      </w:r>
-    </w:p>
-    <w:p>
-      <w:pPr>
-        <w:pStyle w:val="Compact"/>
-        <w:numPr>
-          <w:ilvl w:val="0"/>
-          <w:numId w:val="1014"/>
-        </w:numPr>
-      </w:pPr>
-      <w:r>
-        <w:t xml:space="preserve">R-Package, in-memory DB, …</w:t>
-      </w:r>
-    </w:p>
-    <w:p>
-      <w:pPr>
-        <w:pStyle w:val="Compact"/>
-        <w:numPr>
-          <w:ilvl w:val="0"/>
-          <w:numId w:val="1014"/>
-        </w:numPr>
-      </w:pPr>
-      <w:r>
-        <w:t xml:space="preserve">tba - s. Vortrag</w:t>
-      </w:r>
-    </w:p>
-    <w:bookmarkEnd w:id="33"/>
-    <w:bookmarkStart w:id="35" w:name="polars"/>
-    <w:p>
-      <w:pPr>
-        <w:pStyle w:val="berschrift4"/>
-      </w:pPr>
-      <w:r>
-        <w:t xml:space="preserve">1.6.4 Polars</w:t>
-      </w:r>
-    </w:p>
-    <w:p>
-      <w:pPr>
-        <w:pStyle w:val="Compact"/>
-        <w:numPr>
-          <w:ilvl w:val="0"/>
-          <w:numId w:val="1015"/>
-        </w:numPr>
-      </w:pPr>
-      <w:r>
-        <w:t xml:space="preserve">an Python-angelehnte Syntax</w:t>
-      </w:r>
-    </w:p>
-    <w:p>
-      <w:pPr>
-        <w:pStyle w:val="Compact"/>
-        <w:numPr>
-          <w:ilvl w:val="0"/>
-          <w:numId w:val="1015"/>
-        </w:numPr>
-      </w:pPr>
-      <w:r>
-        <w:t xml:space="preserve">tba</w:t>
-      </w:r>
-    </w:p>
-    <w:p>
-      <w:pPr>
-        <w:pStyle w:val="Compact"/>
-        <w:numPr>
-          <w:ilvl w:val="0"/>
-          <w:numId w:val="1015"/>
-        </w:numPr>
-      </w:pPr>
-      <w:r>
-        <w:t xml:space="preserve">Benchmark des Polars Entwicklerteams</w:t>
-      </w:r>
-      <w:r>
-        <w:t xml:space="preserve"> </w:t>
-      </w:r>
-      <w:r>
-        <w:rPr>
-          <w:rStyle w:val="Funotenzeichen"/>
-        </w:rPr>
-        <w:footnoteReference w:id="34"/>
-      </w:r>
-    </w:p>
-    <w:bookmarkEnd w:id="35"/>
-    <w:bookmarkEnd w:id="36"/>
-    <w:bookmarkStart w:id="38" w:name="package-versionen"/>
-    <w:p>
-      <w:pPr>
-        <w:pStyle w:val="berschrift3"/>
-      </w:pPr>
-      <w:r>
-        <w:t xml:space="preserve">1.7 Package-Versionen</w:t>
-      </w:r>
-    </w:p>
-    <w:p>
-      <w:pPr>
-        <w:pStyle w:val="FirstParagraph"/>
-      </w:pPr>
-      <w:r>
-        <w:t xml:space="preserve">Die auf den Servern des StBA und FDZ verfügbaren Packageversionen lassen sich aus organisatorischen Gründen nicht flexibel ändern, da die Genehmigung und Einrichtung neuer Packages nur auf Antrag durch unser R-Betriebsteam erfolgt (i.d.R. innerhalb von 1-2 Tagen ). Die Package-Versionen, die zum Zeitpunkt des in</w:t>
-      </w:r>
-      <w:r>
-        <w:t xml:space="preserve"> </w:t>
-      </w:r>
-      <w:r>
-        <w:rPr>
-          <w:b/>
-          <w:bCs/>
-        </w:rPr>
-        <w:t xml:space="preserve">?@sec-benchmark</w:t>
-      </w:r>
-      <w:r>
-        <w:t xml:space="preserve"> </w:t>
-      </w:r>
-      <w:r>
-        <w:t xml:space="preserve">dargestellten Performanz-Vergleiches verfügab waren, können Tabelle</w:t>
-      </w:r>
-      <w:r>
-        <w:t xml:space="preserve"> </w:t>
-      </w:r>
-      <w:hyperlink w:anchor="tbl-pkg-versions">
-        <w:r>
-          <w:rPr>
-            <w:rStyle w:val="Hyperlink"/>
-          </w:rPr>
-          <w:t xml:space="preserve">Tabelle 1</w:t>
-        </w:r>
-      </w:hyperlink>
-      <w:r>
-        <w:t xml:space="preserve"> </w:t>
-      </w:r>
-      <w:r>
-        <w:t xml:space="preserve">entnommen werden.</w:t>
-      </w:r>
-    </w:p>
-    <w:tbl>
-      <w:tblPr>
-        <w:tblStyle w:val="Table"/>
-        <w:tblW w:type="pct" w:w="5000"/>
-        <w:tblLayout w:type="fixed"/>
-        <w:tblLook w:firstRow="0" w:lastRow="0" w:firstColumn="0" w:lastColumn="0" w:noHBand="0" w:noVBand="0" w:val="0000"/>
-      </w:tblPr>
-      <w:tblGrid>
-        <w:gridCol w:w="7920"/>
-      </w:tblGrid>
-      <w:tr>
-        <w:tc>
-          <w:tcPr/>
-          <w:bookmarkStart w:id="37" w:name="tbl-pkg-versions"/>
-          <w:p>
-            <w:pPr>
-              <w:jc w:val="center"/>
-            </w:pPr>
-            <w:pPr>
-              <w:jc w:val="left"/>
-              <w:spacing w:before="200"/>
-              <w:pStyle w:val="ImageCaption"/>
-            </w:pPr>
-            <w:r>
-              <w:t xml:space="preserve">Tabelle 1: Versionen verfügbarer R-Packages</w:t>
-            </w:r>
-          </w:p>
-          <w:tbl xmlns:w="http://schemas.openxmlformats.org/wordprocessingml/2006/main" xmlns:r="http://schemas.openxmlformats.org/officeDocument/2006/relationships" xmlns:w14="http://schemas.microsoft.com/office/word/2010/wordml" xmlns:wp="http://schemas.openxmlformats.org/drawingml/2006/wordprocessingDrawing" xmlns:a="http://schemas.openxmlformats.org/drawingml/2006/main" xmlns:pic="http://schemas.openxmlformats.org/drawingml/2006/picture">
-            <w:tblPr>
-              <w:tblLayout w:type="fixed"/>
-              <w:jc w:val="center"/>
-              <w:tblLook w:firstRow="1" w:lastRow="0" w:firstColumn="0" w:lastColumn="0" w:noHBand="0" w:noVBand="1"/>
-            </w:tblPr>
-            <w:tblGrid>
-              <w:gridCol w:w="1686"/>
-              <w:gridCol w:w="1267"/>
-            </w:tblGrid>
-            <w:tr>
-              <w:trPr>
-                <w:trHeight w:val="565" w:hRule="auto"/>
-                <w:tblHeader/>
-              </w:trPr>
-              header1
-              <w:tc>
-                <w:tcPr>
-                  <w:tcBorders>
-                    <w:bottom w:val="single" w:sz="8" w:space="0" w:color="000000"/>
-                    <w:top w:val="single" w:sz="8" w:space="0" w:color="000000"/>
-                    <w:left w:val="none" w:sz="0" w:space="0" w:color="000000"/>
-                    <w:right w:val="none" w:sz="0" w:space="0" w:color="000000"/>
-                  </w:tcBorders>
-                  <w:shd w:val="clear" w:color="auto" w:fill="FFFFFF"/>
-                  <w:tcMar>
-                    <w:top w:w="0" w:type="dxa"/>
-                    <w:bottom w:w="0" w:type="dxa"/>
-                    <w:left w:w="0" w:type="dxa"/>
-                    <w:right w:w="0" w:type="dxa"/>
-                  </w:tcMar>
-                  <w:vAlign w:val="center"/>
-                </w:tcPr>
-                <w:p>
-                  <w:pPr>
-                    <w:jc w:val="left"/>
-                    <w:pBdr>
-                      <w:bottom w:val="none" w:sz="0" w:space="0" w:color="000000"/>
-                      <w:top w:val="none" w:sz="0" w:space="0" w:color="000000"/>
-                      <w:left w:val="none" w:sz="0" w:space="0" w:color="000000"/>
-                      <w:right w:val="none" w:sz="0" w:space="0" w:color="000000"/>
-                    </w:pBdr>
-                    <w:spacing w:after="100" w:before="100" w:line="240"/>
-                    <w:ind w:left="100" w:right="100" w:firstLine="0" w:firstLineChars="0"/>
-                    <w:rPr>
-                      <w:rFonts w:ascii="Arial" w:hAnsi="Arial" w:eastAsia="Arial" w:cs="Arial"/>
-                      <w:i w:val="false"/>
-                      <w:b w:val="true"/>
-                      <w:u w:val="none"/>
-                      <w:strike w:val="false"/>
-                      <w:sz w:val="20"/>
-                      <w:szCs w:val="20"/>
-                      <w:color w:val="000000"/>
-                    </w:rPr>
-                  </w:pPr>
-                  <w:r xmlns:w="http://schemas.openxmlformats.org/wordprocessingml/2006/main" xmlns:wp="http://schemas.openxmlformats.org/drawingml/2006/wordprocessingDrawing" xmlns:r="http://schemas.openxmlformats.org/officeDocument/2006/relationships" xmlns:w14="http://schemas.microsoft.com/office/word/2010/wordml">
-                    <w:rPr>
-                      <w:rFonts w:ascii="Arial" w:hAnsi="Arial" w:eastAsia="Arial" w:cs="Arial"/>
-                      <w:i w:val="false"/>
-                      <w:b w:val="true"/>
-                      <w:u w:val="none"/>
-                      <w:strike w:val="false"/>
-                      <w:sz w:val="20"/>
-                      <w:szCs w:val="20"/>
-                      <w:color w:val="000000"/>
-                    </w:rPr>
-                    <w:t xml:space="preserve">Paket</w:t>
-                  </w:r>
-                </w:p>
-              </w:tc>
-              <w:tc>
-                <w:tcPr>
-                  <w:tcBorders>
-                    <w:bottom w:val="single" w:sz="8" w:space="0" w:color="000000"/>
-                    <w:top w:val="single" w:sz="8" w:space="0" w:color="000000"/>
-                    <w:left w:val="none" w:sz="0" w:space="0" w:color="000000"/>
-                    <w:right w:val="none" w:sz="0" w:space="0" w:color="000000"/>
-                  </w:tcBorders>
-                  <w:shd w:val="clear" w:color="auto" w:fill="FFFFFF"/>
-                  <w:tcMar>
-                    <w:top w:w="0" w:type="dxa"/>
-                    <w:bottom w:w="0" w:type="dxa"/>
-                    <w:left w:w="0" w:type="dxa"/>
-                    <w:right w:w="0" w:type="dxa"/>
-                  </w:tcMar>
-                  <w:vAlign w:val="center"/>
-                </w:tcPr>
-                <w:p>
-                  <w:pPr>
-                    <w:jc w:val="left"/>
-                    <w:pBdr>
-                      <w:bottom w:val="none" w:sz="0" w:space="0" w:color="000000"/>
-                      <w:top w:val="none" w:sz="0" w:space="0" w:color="000000"/>
-                      <w:left w:val="none" w:sz="0" w:space="0" w:color="000000"/>
-                      <w:right w:val="none" w:sz="0" w:space="0" w:color="000000"/>
-                    </w:pBdr>
-                    <w:spacing w:after="100" w:before="100" w:line="240"/>
-                    <w:ind w:left="100" w:right="100" w:firstLine="0" w:firstLineChars="0"/>
-                    <w:rPr>
-                      <w:rFonts w:ascii="Arial" w:hAnsi="Arial" w:eastAsia="Arial" w:cs="Arial"/>
-                      <w:i w:val="false"/>
-                      <w:b w:val="true"/>
-                      <w:u w:val="none"/>
-                      <w:strike w:val="false"/>
-                      <w:sz w:val="20"/>
-                      <w:szCs w:val="20"/>
-                      <w:color w:val="000000"/>
-                    </w:rPr>
-                  </w:pPr>
-                  <w:r xmlns:w="http://schemas.openxmlformats.org/wordprocessingml/2006/main" xmlns:wp="http://schemas.openxmlformats.org/drawingml/2006/wordprocessingDrawing" xmlns:r="http://schemas.openxmlformats.org/officeDocument/2006/relationships" xmlns:w14="http://schemas.microsoft.com/office/word/2010/wordml">
-                    <w:rPr>
-                      <w:rFonts w:ascii="Arial" w:hAnsi="Arial" w:eastAsia="Arial" w:cs="Arial"/>
-                      <w:i w:val="false"/>
-                      <w:b w:val="true"/>
-                      <w:u w:val="none"/>
-                      <w:strike w:val="false"/>
-                      <w:sz w:val="20"/>
-                      <w:szCs w:val="20"/>
-                      <w:color w:val="000000"/>
-                    </w:rPr>
-                    <w:t xml:space="preserve">Version</w:t>
-                  </w:r>
-                </w:p>
-              </w:tc>
-            </w:tr>
-            <w:tr>
-              <w:trPr>
-                <w:trHeight w:val="595" w:hRule="auto"/>
-              </w:trPr>
-              body1
-              <w:tc>
-                <w:tcPr>
-                  <w:tcBorders>
-                    <w:bottom w:val="none" w:sz="0" w:space="0" w:color="000000"/>
-                    <w:top w:val="single" w:sz="8" w:space="0" w:color="000000"/>
-                    <w:left w:val="none" w:sz="0" w:space="0" w:color="000000"/>
-                    <w:right w:val="none" w:sz="0" w:space="0" w:color="000000"/>
-                  </w:tcBorders>
-                  <w:shd w:val="clear" w:color="auto" w:fill="FFFFFF"/>
-                  <w:tcMar>
-                    <w:top w:w="0" w:type="dxa"/>
-                    <w:bottom w:w="0" w:type="dxa"/>
-                    <w:left w:w="0" w:type="dxa"/>
-                    <w:right w:w="0" w:type="dxa"/>
-                  </w:tcMar>
-                  <w:vAlign w:val="center"/>
-                </w:tcPr>
-                <w:p>
-                  <w:pPr>
-                    <w:jc w:val="left"/>
-                    <w:pBdr>
-                      <w:bottom w:val="none" w:sz="0" w:space="0" w:color="000000"/>
-                      <w:top w:val="none" w:sz="0" w:space="0" w:color="000000"/>
-                      <w:left w:val="none" w:sz="0" w:space="0" w:color="000000"/>
-                      <w:right w:val="none" w:sz="0" w:space="0" w:color="000000"/>
-                    </w:pBdr>
-                    <w:spacing w:after="100" w:before="100" w:line="240"/>
-                    <w:ind w:left="100" w:right="100" w:firstLine="0" w:firstLineChars="0"/>
-                    <w:rPr>
-                      <w:rFonts w:ascii="Arial" w:hAnsi="Arial" w:eastAsia="Arial" w:cs="Arial"/>
-                      <w:i w:val="false"/>
-                      <w:b w:val="false"/>
-                      <w:u w:val="none"/>
-                      <w:strike w:val="false"/>
-                      <w:sz w:val="20"/>
-                      <w:szCs w:val="20"/>
-                      <w:color w:val="000000"/>
-                    </w:rPr>
-                  </w:pPr>
-                  <w:r xmlns:w="http://schemas.openxmlformats.org/wordprocessingml/2006/main" xmlns:wp="http://schemas.openxmlformats.org/drawingml/2006/wordprocessingDrawing" xmlns:r="http://schemas.openxmlformats.org/officeDocument/2006/relationships" xmlns:w14="http://schemas.microsoft.com/office/word/2010/wordml">
-                    <w:rPr>
-                      <w:rFonts w:ascii="Arial" w:hAnsi="Arial" w:eastAsia="Arial" w:cs="Arial"/>
-                      <w:i w:val="false"/>
-                      <w:b w:val="false"/>
-                      <w:u w:val="none"/>
-                      <w:strike w:val="false"/>
-                      <w:sz w:val="20"/>
-                      <w:szCs w:val="20"/>
-                      <w:color w:val="000000"/>
-                    </w:rPr>
-                    <w:t xml:space="preserve">{data.table}</w:t>
-                  </w:r>
-                </w:p>
-              </w:tc>
-              <w:tc>
-                <w:tcPr>
-                  <w:tcBorders>
-                    <w:bottom w:val="none" w:sz="0" w:space="0" w:color="000000"/>
-                    <w:top w:val="single" w:sz="8" w:space="0" w:color="000000"/>
-                    <w:left w:val="none" w:sz="0" w:space="0" w:color="000000"/>
-                    <w:right w:val="none" w:sz="0" w:space="0" w:color="000000"/>
-                  </w:tcBorders>
-                  <w:shd w:val="clear" w:color="auto" w:fill="FFFFFF"/>
-                  <w:tcMar>
-                    <w:top w:w="0" w:type="dxa"/>
-                    <w:bottom w:w="0" w:type="dxa"/>
-                    <w:left w:w="0" w:type="dxa"/>
-                    <w:right w:w="0" w:type="dxa"/>
-                  </w:tcMar>
-                  <w:vAlign w:val="center"/>
-                </w:tcPr>
-                <w:p>
-                  <w:pPr>
-                    <w:jc w:val="left"/>
-                    <w:pBdr>
-                      <w:bottom w:val="none" w:sz="0" w:space="0" w:color="000000"/>
-                      <w:top w:val="none" w:sz="0" w:space="0" w:color="000000"/>
-                      <w:left w:val="none" w:sz="0" w:space="0" w:color="000000"/>
-                      <w:right w:val="none" w:sz="0" w:space="0" w:color="000000"/>
-                    </w:pBdr>
-                    <w:spacing w:after="100" w:before="100" w:line="240"/>
-                    <w:ind w:left="100" w:right="100" w:firstLine="0" w:firstLineChars="0"/>
-                    <w:rPr>
-                      <w:rFonts w:ascii="Arial" w:hAnsi="Arial" w:eastAsia="Arial" w:cs="Arial"/>
-                      <w:i w:val="false"/>
-                      <w:b w:val="false"/>
-                      <w:u w:val="none"/>
-                      <w:strike w:val="false"/>
-                      <w:sz w:val="20"/>
-                      <w:szCs w:val="20"/>
-                      <w:color w:val="000000"/>
-                    </w:rPr>
-                  </w:pPr>
-                  <w:r xmlns:w="http://schemas.openxmlformats.org/wordprocessingml/2006/main" xmlns:wp="http://schemas.openxmlformats.org/drawingml/2006/wordprocessingDrawing" xmlns:r="http://schemas.openxmlformats.org/officeDocument/2006/relationships" xmlns:w14="http://schemas.microsoft.com/office/word/2010/wordml">
-                    <w:rPr>
-                      <w:rFonts w:ascii="Arial" w:hAnsi="Arial" w:eastAsia="Arial" w:cs="Arial"/>
-                      <w:i w:val="false"/>
-                      <w:b w:val="false"/>
-                      <w:u w:val="none"/>
-                      <w:strike w:val="false"/>
-                      <w:sz w:val="20"/>
-                      <w:szCs w:val="20"/>
-                      <w:color w:val="000000"/>
-                    </w:rPr>
-                    <w:t xml:space="preserve">1.17.8</w:t>
-                  </w:r>
-                </w:p>
-              </w:tc>
-            </w:tr>
-            <w:tr>
-              <w:trPr>
-                <w:trHeight w:val="604" w:hRule="auto"/>
-              </w:trPr>
-              body2
-              <w:tc>
-                <w:tcPr>
-                  <w:tcBorders>
-                    <w:bottom w:val="none" w:sz="0" w:space="0" w:color="000000"/>
-                    <w:top w:val="none" w:sz="0" w:space="0" w:color="000000"/>
-                    <w:left w:val="none" w:sz="0" w:space="0" w:color="000000"/>
-                    <w:right w:val="none" w:sz="0" w:space="0" w:color="000000"/>
-                  </w:tcBorders>
-                  <w:shd w:val="clear" w:color="auto" w:fill="FFFFFF"/>
-                  <w:tcMar>
-                    <w:top w:w="0" w:type="dxa"/>
-                    <w:bottom w:w="0" w:type="dxa"/>
-                    <w:left w:w="0" w:type="dxa"/>
-                    <w:right w:w="0" w:type="dxa"/>
-                  </w:tcMar>
-                  <w:vAlign w:val="center"/>
-                </w:tcPr>
-                <w:p>
-                  <w:pPr>
-                    <w:jc w:val="left"/>
-                    <w:pBdr>
-                      <w:bottom w:val="none" w:sz="0" w:space="0" w:color="000000"/>
-                      <w:top w:val="none" w:sz="0" w:space="0" w:color="000000"/>
-                      <w:left w:val="none" w:sz="0" w:space="0" w:color="000000"/>
-                      <w:right w:val="none" w:sz="0" w:space="0" w:color="000000"/>
-                    </w:pBdr>
-                    <w:spacing w:after="100" w:before="100" w:line="240"/>
-                    <w:ind w:left="100" w:right="100" w:firstLine="0" w:firstLineChars="0"/>
-                    <w:rPr>
-                      <w:rFonts w:ascii="Arial" w:hAnsi="Arial" w:eastAsia="Arial" w:cs="Arial"/>
-                      <w:i w:val="false"/>
-                      <w:b w:val="false"/>
-                      <w:u w:val="none"/>
-                      <w:strike w:val="false"/>
-                      <w:sz w:val="20"/>
-                      <w:szCs w:val="20"/>
-                      <w:color w:val="000000"/>
-                    </w:rPr>
-                  </w:pPr>
-                  <w:r xmlns:w="http://schemas.openxmlformats.org/wordprocessingml/2006/main" xmlns:wp="http://schemas.openxmlformats.org/drawingml/2006/wordprocessingDrawing" xmlns:r="http://schemas.openxmlformats.org/officeDocument/2006/relationships" xmlns:w14="http://schemas.microsoft.com/office/word/2010/wordml">
-                    <w:rPr>
-                      <w:rFonts w:ascii="Arial" w:hAnsi="Arial" w:eastAsia="Arial" w:cs="Arial"/>
-                      <w:i w:val="false"/>
-                      <w:b w:val="false"/>
-                      <w:u w:val="none"/>
-                      <w:strike w:val="false"/>
-                      <w:sz w:val="20"/>
-                      <w:szCs w:val="20"/>
-                      <w:color w:val="000000"/>
-                    </w:rPr>
-                    <w:t xml:space="preserve">{tidyverse}</w:t>
-                  </w:r>
-                </w:p>
-              </w:tc>
-              <w:tc>
-                <w:tcPr>
-                  <w:tcBorders>
-                    <w:bottom w:val="none" w:sz="0" w:space="0" w:color="000000"/>
-                    <w:top w:val="none" w:sz="0" w:space="0" w:color="000000"/>
-                    <w:left w:val="none" w:sz="0" w:space="0" w:color="000000"/>
-                    <w:right w:val="none" w:sz="0" w:space="0" w:color="000000"/>
-                  </w:tcBorders>
-                  <w:shd w:val="clear" w:color="auto" w:fill="FFFFFF"/>
-                  <w:tcMar>
-                    <w:top w:w="0" w:type="dxa"/>
-                    <w:bottom w:w="0" w:type="dxa"/>
-                    <w:left w:w="0" w:type="dxa"/>
-                    <w:right w:w="0" w:type="dxa"/>
-                  </w:tcMar>
-                  <w:vAlign w:val="center"/>
-                </w:tcPr>
-                <w:p>
-                  <w:pPr>
-                    <w:jc w:val="left"/>
-                    <w:pBdr>
-                      <w:bottom w:val="none" w:sz="0" w:space="0" w:color="000000"/>
-                      <w:top w:val="none" w:sz="0" w:space="0" w:color="000000"/>
-                      <w:left w:val="none" w:sz="0" w:space="0" w:color="000000"/>
-                      <w:right w:val="none" w:sz="0" w:space="0" w:color="000000"/>
-                    </w:pBdr>
-                    <w:spacing w:after="100" w:before="100" w:line="240"/>
-                    <w:ind w:left="100" w:right="100" w:firstLine="0" w:firstLineChars="0"/>
-                    <w:rPr>
-                      <w:rFonts w:ascii="Arial" w:hAnsi="Arial" w:eastAsia="Arial" w:cs="Arial"/>
-                      <w:i w:val="false"/>
-                      <w:b w:val="false"/>
-                      <w:u w:val="none"/>
-                      <w:strike w:val="false"/>
-                      <w:sz w:val="20"/>
-                      <w:szCs w:val="20"/>
-                      <w:color w:val="000000"/>
-                    </w:rPr>
-                  </w:pPr>
-                  <w:r xmlns:w="http://schemas.openxmlformats.org/wordprocessingml/2006/main" xmlns:wp="http://schemas.openxmlformats.org/drawingml/2006/wordprocessingDrawing" xmlns:r="http://schemas.openxmlformats.org/officeDocument/2006/relationships" xmlns:w14="http://schemas.microsoft.com/office/word/2010/wordml">
-                    <w:rPr>
-                      <w:rFonts w:ascii="Arial" w:hAnsi="Arial" w:eastAsia="Arial" w:cs="Arial"/>
-                      <w:i w:val="false"/>
-                      <w:b w:val="false"/>
-                      <w:u w:val="none"/>
-                      <w:strike w:val="false"/>
-                      <w:sz w:val="20"/>
-                      <w:szCs w:val="20"/>
-                      <w:color w:val="000000"/>
-                    </w:rPr>
-                    <w:t xml:space="preserve">tba</w:t>
-                  </w:r>
-                </w:p>
-              </w:tc>
-            </w:tr>
-            <w:tr>
-              <w:trPr>
-                <w:trHeight w:val="595" w:hRule="auto"/>
-              </w:trPr>
-              body3
-              <w:tc>
-                <w:tcPr>
-                  <w:tcBorders>
-                    <w:bottom w:val="none" w:sz="0" w:space="0" w:color="000000"/>
-                    <w:top w:val="none" w:sz="0" w:space="0" w:color="000000"/>
-                    <w:left w:val="none" w:sz="0" w:space="0" w:color="000000"/>
-                    <w:right w:val="none" w:sz="0" w:space="0" w:color="000000"/>
-                  </w:tcBorders>
-                  <w:shd w:val="clear" w:color="auto" w:fill="FFFFFF"/>
-                  <w:tcMar>
-                    <w:top w:w="0" w:type="dxa"/>
-                    <w:bottom w:w="0" w:type="dxa"/>
-                    <w:left w:w="0" w:type="dxa"/>
-                    <w:right w:w="0" w:type="dxa"/>
-                  </w:tcMar>
-                  <w:vAlign w:val="center"/>
-                </w:tcPr>
-                <w:p>
-                  <w:pPr>
-                    <w:jc w:val="left"/>
-                    <w:pBdr>
-                      <w:bottom w:val="none" w:sz="0" w:space="0" w:color="000000"/>
-                      <w:top w:val="none" w:sz="0" w:space="0" w:color="000000"/>
-                      <w:left w:val="none" w:sz="0" w:space="0" w:color="000000"/>
-                      <w:right w:val="none" w:sz="0" w:space="0" w:color="000000"/>
-                    </w:pBdr>
-                    <w:spacing w:after="100" w:before="100" w:line="240"/>
-                    <w:ind w:left="100" w:right="100" w:firstLine="0" w:firstLineChars="0"/>
-                    <w:rPr>
-                      <w:rFonts w:ascii="Arial" w:hAnsi="Arial" w:eastAsia="Arial" w:cs="Arial"/>
-                      <w:i w:val="false"/>
-                      <w:b w:val="false"/>
-                      <w:u w:val="none"/>
-                      <w:strike w:val="false"/>
-                      <w:sz w:val="20"/>
-                      <w:szCs w:val="20"/>
-                      <w:color w:val="000000"/>
-                    </w:rPr>
-                  </w:pPr>
-                  <w:r xmlns:w="http://schemas.openxmlformats.org/wordprocessingml/2006/main" xmlns:wp="http://schemas.openxmlformats.org/drawingml/2006/wordprocessingDrawing" xmlns:r="http://schemas.openxmlformats.org/officeDocument/2006/relationships" xmlns:w14="http://schemas.microsoft.com/office/word/2010/wordml">
-                    <w:rPr>
-                      <w:rFonts w:ascii="Arial" w:hAnsi="Arial" w:eastAsia="Arial" w:cs="Arial"/>
-                      <w:i w:val="false"/>
-                      <w:b w:val="false"/>
-                      <w:u w:val="none"/>
-                      <w:strike w:val="false"/>
-                      <w:sz w:val="20"/>
-                      <w:szCs w:val="20"/>
-                      <w:color w:val="000000"/>
-                    </w:rPr>
-                    <w:t xml:space="preserve">{vroom}</w:t>
-                  </w:r>
-                </w:p>
-              </w:tc>
-              <w:tc>
-                <w:tcPr>
-                  <w:tcBorders>
-                    <w:bottom w:val="none" w:sz="0" w:space="0" w:color="000000"/>
-                    <w:top w:val="none" w:sz="0" w:space="0" w:color="000000"/>
-                    <w:left w:val="none" w:sz="0" w:space="0" w:color="000000"/>
-                    <w:right w:val="none" w:sz="0" w:space="0" w:color="000000"/>
-                  </w:tcBorders>
-                  <w:shd w:val="clear" w:color="auto" w:fill="FFFFFF"/>
-                  <w:tcMar>
-                    <w:top w:w="0" w:type="dxa"/>
-                    <w:bottom w:w="0" w:type="dxa"/>
-                    <w:left w:w="0" w:type="dxa"/>
-                    <w:right w:w="0" w:type="dxa"/>
-                  </w:tcMar>
-                  <w:vAlign w:val="center"/>
-                </w:tcPr>
-                <w:p>
-                  <w:pPr>
-                    <w:jc w:val="left"/>
-                    <w:pBdr>
-                      <w:bottom w:val="none" w:sz="0" w:space="0" w:color="000000"/>
-                      <w:top w:val="none" w:sz="0" w:space="0" w:color="000000"/>
-                      <w:left w:val="none" w:sz="0" w:space="0" w:color="000000"/>
-                      <w:right w:val="none" w:sz="0" w:space="0" w:color="000000"/>
-                    </w:pBdr>
-                    <w:spacing w:after="100" w:before="100" w:line="240"/>
-                    <w:ind w:left="100" w:right="100" w:firstLine="0" w:firstLineChars="0"/>
-                    <w:rPr>
-                      <w:rFonts w:ascii="Arial" w:hAnsi="Arial" w:eastAsia="Arial" w:cs="Arial"/>
-                      <w:i w:val="false"/>
-                      <w:b w:val="false"/>
-                      <w:u w:val="none"/>
-                      <w:strike w:val="false"/>
-                      <w:sz w:val="20"/>
-                      <w:szCs w:val="20"/>
-                      <w:color w:val="000000"/>
-                    </w:rPr>
-                  </w:pPr>
-                  <w:r xmlns:w="http://schemas.openxmlformats.org/wordprocessingml/2006/main" xmlns:wp="http://schemas.openxmlformats.org/drawingml/2006/wordprocessingDrawing" xmlns:r="http://schemas.openxmlformats.org/officeDocument/2006/relationships" xmlns:w14="http://schemas.microsoft.com/office/word/2010/wordml">
-                    <w:rPr>
-                      <w:rFonts w:ascii="Arial" w:hAnsi="Arial" w:eastAsia="Arial" w:cs="Arial"/>
-                      <w:i w:val="false"/>
-                      <w:b w:val="false"/>
-                      <w:u w:val="none"/>
-                      <w:strike w:val="false"/>
-                      <w:sz w:val="20"/>
-                      <w:szCs w:val="20"/>
-                      <w:color w:val="000000"/>
-                    </w:rPr>
-                    <w:t xml:space="preserve">tba</w:t>
-                  </w:r>
-                </w:p>
-              </w:tc>
-            </w:tr>
-            <w:tr>
-              <w:trPr>
-                <w:trHeight w:val="595" w:hRule="auto"/>
-              </w:trPr>
-              body4
-              <w:tc>
-                <w:tcPr>
-                  <w:tcBorders>
-                    <w:bottom w:val="none" w:sz="0" w:space="0" w:color="000000"/>
-                    <w:top w:val="none" w:sz="0" w:space="0" w:color="000000"/>
-                    <w:left w:val="none" w:sz="0" w:space="0" w:color="000000"/>
-                    <w:right w:val="none" w:sz="0" w:space="0" w:color="000000"/>
-                  </w:tcBorders>
-                  <w:shd w:val="clear" w:color="auto" w:fill="FFFFFF"/>
-                  <w:tcMar>
-                    <w:top w:w="0" w:type="dxa"/>
-                    <w:bottom w:w="0" w:type="dxa"/>
-                    <w:left w:w="0" w:type="dxa"/>
-                    <w:right w:w="0" w:type="dxa"/>
-                  </w:tcMar>
-                  <w:vAlign w:val="center"/>
-                </w:tcPr>
-                <w:p>
-                  <w:pPr>
-                    <w:jc w:val="left"/>
-                    <w:pBdr>
-                      <w:bottom w:val="none" w:sz="0" w:space="0" w:color="000000"/>
-                      <w:top w:val="none" w:sz="0" w:space="0" w:color="000000"/>
-                      <w:left w:val="none" w:sz="0" w:space="0" w:color="000000"/>
-                      <w:right w:val="none" w:sz="0" w:space="0" w:color="000000"/>
-                    </w:pBdr>
-                    <w:spacing w:after="100" w:before="100" w:line="240"/>
-                    <w:ind w:left="100" w:right="100" w:firstLine="0" w:firstLineChars="0"/>
-                    <w:rPr>
-                      <w:rFonts w:ascii="Arial" w:hAnsi="Arial" w:eastAsia="Arial" w:cs="Arial"/>
-                      <w:i w:val="false"/>
-                      <w:b w:val="false"/>
-                      <w:u w:val="none"/>
-                      <w:strike w:val="false"/>
-                      <w:sz w:val="20"/>
-                      <w:szCs w:val="20"/>
-                      <w:color w:val="000000"/>
-                    </w:rPr>
-                  </w:pPr>
-                  <w:r xmlns:w="http://schemas.openxmlformats.org/wordprocessingml/2006/main" xmlns:wp="http://schemas.openxmlformats.org/drawingml/2006/wordprocessingDrawing" xmlns:r="http://schemas.openxmlformats.org/officeDocument/2006/relationships" xmlns:w14="http://schemas.microsoft.com/office/word/2010/wordml">
-                    <w:rPr>
-                      <w:rFonts w:ascii="Arial" w:hAnsi="Arial" w:eastAsia="Arial" w:cs="Arial"/>
-                      <w:i w:val="false"/>
-                      <w:b w:val="false"/>
-                      <w:u w:val="none"/>
-                      <w:strike w:val="false"/>
-                      <w:sz w:val="20"/>
-                      <w:szCs w:val="20"/>
-                      <w:color w:val="000000"/>
-                    </w:rPr>
-                    <w:t xml:space="preserve">{arrow}</w:t>
-                  </w:r>
-                </w:p>
-              </w:tc>
-              <w:tc>
-                <w:tcPr>
-                  <w:tcBorders>
-                    <w:bottom w:val="none" w:sz="0" w:space="0" w:color="000000"/>
-                    <w:top w:val="none" w:sz="0" w:space="0" w:color="000000"/>
-                    <w:left w:val="none" w:sz="0" w:space="0" w:color="000000"/>
-                    <w:right w:val="none" w:sz="0" w:space="0" w:color="000000"/>
-                  </w:tcBorders>
-                  <w:shd w:val="clear" w:color="auto" w:fill="FFFFFF"/>
-                  <w:tcMar>
-                    <w:top w:w="0" w:type="dxa"/>
-                    <w:bottom w:w="0" w:type="dxa"/>
-                    <w:left w:w="0" w:type="dxa"/>
-                    <w:right w:w="0" w:type="dxa"/>
-                  </w:tcMar>
-                  <w:vAlign w:val="center"/>
-                </w:tcPr>
-                <w:p>
-                  <w:pPr>
-                    <w:jc w:val="left"/>
-                    <w:pBdr>
-                      <w:bottom w:val="none" w:sz="0" w:space="0" w:color="000000"/>
-                      <w:top w:val="none" w:sz="0" w:space="0" w:color="000000"/>
-                      <w:left w:val="none" w:sz="0" w:space="0" w:color="000000"/>
-                      <w:right w:val="none" w:sz="0" w:space="0" w:color="000000"/>
-                    </w:pBdr>
-                    <w:spacing w:after="100" w:before="100" w:line="240"/>
-                    <w:ind w:left="100" w:right="100" w:firstLine="0" w:firstLineChars="0"/>
-                    <w:rPr>
-                      <w:rFonts w:ascii="Arial" w:hAnsi="Arial" w:eastAsia="Arial" w:cs="Arial"/>
-                      <w:i w:val="false"/>
-                      <w:b w:val="false"/>
-                      <w:u w:val="none"/>
-                      <w:strike w:val="false"/>
-                      <w:sz w:val="20"/>
-                      <w:szCs w:val="20"/>
-                      <w:color w:val="000000"/>
-                    </w:rPr>
-                  </w:pPr>
-                  <w:r xmlns:w="http://schemas.openxmlformats.org/wordprocessingml/2006/main" xmlns:wp="http://schemas.openxmlformats.org/drawingml/2006/wordprocessingDrawing" xmlns:r="http://schemas.openxmlformats.org/officeDocument/2006/relationships" xmlns:w14="http://schemas.microsoft.com/office/word/2010/wordml">
-                    <w:rPr>
-                      <w:rFonts w:ascii="Arial" w:hAnsi="Arial" w:eastAsia="Arial" w:cs="Arial"/>
-                      <w:i w:val="false"/>
-                      <w:b w:val="false"/>
-                      <w:u w:val="none"/>
-                      <w:strike w:val="false"/>
-                      <w:sz w:val="20"/>
-                      <w:szCs w:val="20"/>
-                      <w:color w:val="000000"/>
-                    </w:rPr>
-                    <w:t xml:space="preserve">20.0.0.2</w:t>
-                  </w:r>
-                </w:p>
-              </w:tc>
-            </w:tr>
-            <w:tr>
-              <w:trPr>
-                <w:trHeight w:val="595" w:hRule="auto"/>
-              </w:trPr>
-              body5
-              <w:tc>
-                <w:tcPr>
-                  <w:tcBorders>
-                    <w:bottom w:val="none" w:sz="0" w:space="0" w:color="000000"/>
-                    <w:top w:val="none" w:sz="0" w:space="0" w:color="000000"/>
-                    <w:left w:val="none" w:sz="0" w:space="0" w:color="000000"/>
-                    <w:right w:val="none" w:sz="0" w:space="0" w:color="000000"/>
-                  </w:tcBorders>
-                  <w:shd w:val="clear" w:color="auto" w:fill="FFFFFF"/>
-                  <w:tcMar>
-                    <w:top w:w="0" w:type="dxa"/>
-                    <w:bottom w:w="0" w:type="dxa"/>
-                    <w:left w:w="0" w:type="dxa"/>
-                    <w:right w:w="0" w:type="dxa"/>
-                  </w:tcMar>
-                  <w:vAlign w:val="center"/>
-                </w:tcPr>
-                <w:p>
-                  <w:pPr>
-                    <w:jc w:val="left"/>
-                    <w:pBdr>
-                      <w:bottom w:val="none" w:sz="0" w:space="0" w:color="000000"/>
-                      <w:top w:val="none" w:sz="0" w:space="0" w:color="000000"/>
-                      <w:left w:val="none" w:sz="0" w:space="0" w:color="000000"/>
-                      <w:right w:val="none" w:sz="0" w:space="0" w:color="000000"/>
-                    </w:pBdr>
-                    <w:spacing w:after="100" w:before="100" w:line="240"/>
-                    <w:ind w:left="100" w:right="100" w:firstLine="0" w:firstLineChars="0"/>
-                    <w:rPr>
-                      <w:rFonts w:ascii="Arial" w:hAnsi="Arial" w:eastAsia="Arial" w:cs="Arial"/>
-                      <w:i w:val="false"/>
-                      <w:b w:val="false"/>
-                      <w:u w:val="none"/>
-                      <w:strike w:val="false"/>
-                      <w:sz w:val="20"/>
-                      <w:szCs w:val="20"/>
-                      <w:color w:val="000000"/>
-                    </w:rPr>
-                  </w:pPr>
-                  <w:r xmlns:w="http://schemas.openxmlformats.org/wordprocessingml/2006/main" xmlns:wp="http://schemas.openxmlformats.org/drawingml/2006/wordprocessingDrawing" xmlns:r="http://schemas.openxmlformats.org/officeDocument/2006/relationships" xmlns:w14="http://schemas.microsoft.com/office/word/2010/wordml">
-                    <w:rPr>
-                      <w:rFonts w:ascii="Arial" w:hAnsi="Arial" w:eastAsia="Arial" w:cs="Arial"/>
-                      <w:i w:val="false"/>
-                      <w:b w:val="false"/>
-                      <w:u w:val="none"/>
-                      <w:strike w:val="false"/>
-                      <w:sz w:val="20"/>
-                      <w:szCs w:val="20"/>
-                      <w:color w:val="000000"/>
-                    </w:rPr>
-                    <w:t xml:space="preserve">{duckdb}</w:t>
-                  </w:r>
-                </w:p>
-              </w:tc>
-              <w:tc>
-                <w:tcPr>
-                  <w:tcBorders>
-                    <w:bottom w:val="none" w:sz="0" w:space="0" w:color="000000"/>
-                    <w:top w:val="none" w:sz="0" w:space="0" w:color="000000"/>
-                    <w:left w:val="none" w:sz="0" w:space="0" w:color="000000"/>
-                    <w:right w:val="none" w:sz="0" w:space="0" w:color="000000"/>
-                  </w:tcBorders>
-                  <w:shd w:val="clear" w:color="auto" w:fill="FFFFFF"/>
-                  <w:tcMar>
-                    <w:top w:w="0" w:type="dxa"/>
-                    <w:bottom w:w="0" w:type="dxa"/>
-                    <w:left w:w="0" w:type="dxa"/>
-                    <w:right w:w="0" w:type="dxa"/>
-                  </w:tcMar>
-                  <w:vAlign w:val="center"/>
-                </w:tcPr>
-                <w:p>
-                  <w:pPr>
-                    <w:jc w:val="left"/>
-                    <w:pBdr>
-                      <w:bottom w:val="none" w:sz="0" w:space="0" w:color="000000"/>
-                      <w:top w:val="none" w:sz="0" w:space="0" w:color="000000"/>
-                      <w:left w:val="none" w:sz="0" w:space="0" w:color="000000"/>
-                      <w:right w:val="none" w:sz="0" w:space="0" w:color="000000"/>
-                    </w:pBdr>
-                    <w:spacing w:after="100" w:before="100" w:line="240"/>
-                    <w:ind w:left="100" w:right="100" w:firstLine="0" w:firstLineChars="0"/>
-                    <w:rPr>
-                      <w:rFonts w:ascii="Arial" w:hAnsi="Arial" w:eastAsia="Arial" w:cs="Arial"/>
-                      <w:i w:val="false"/>
-                      <w:b w:val="false"/>
-                      <w:u w:val="none"/>
-                      <w:strike w:val="false"/>
-                      <w:sz w:val="20"/>
-                      <w:szCs w:val="20"/>
-                      <w:color w:val="000000"/>
-                    </w:rPr>
-                  </w:pPr>
-                  <w:r xmlns:w="http://schemas.openxmlformats.org/wordprocessingml/2006/main" xmlns:wp="http://schemas.openxmlformats.org/drawingml/2006/wordprocessingDrawing" xmlns:r="http://schemas.openxmlformats.org/officeDocument/2006/relationships" xmlns:w14="http://schemas.microsoft.com/office/word/2010/wordml">
-                    <w:rPr>
-                      <w:rFonts w:ascii="Arial" w:hAnsi="Arial" w:eastAsia="Arial" w:cs="Arial"/>
-                      <w:i w:val="false"/>
-                      <w:b w:val="false"/>
-                      <w:u w:val="none"/>
-                      <w:strike w:val="false"/>
-                      <w:sz w:val="20"/>
-                      <w:szCs w:val="20"/>
-                      <w:color w:val="000000"/>
-                    </w:rPr>
-                    <w:t xml:space="preserve">1.3.2</w:t>
-                  </w:r>
-                </w:p>
-              </w:tc>
-            </w:tr>
-            <w:tr>
-              <w:trPr>
-                <w:trHeight w:val="604" w:hRule="auto"/>
-              </w:trPr>
-              body6
-              <w:tc>
-                <w:tcPr>
-                  <w:tcBorders>
-                    <w:bottom w:val="single" w:sz="8" w:space="0" w:color="000000"/>
-                    <w:top w:val="none" w:sz="0" w:space="0" w:color="000000"/>
-                    <w:left w:val="none" w:sz="0" w:space="0" w:color="000000"/>
-                    <w:right w:val="none" w:sz="0" w:space="0" w:color="000000"/>
-                  </w:tcBorders>
-                  <w:shd w:val="clear" w:color="auto" w:fill="FFFFFF"/>
-                  <w:tcMar>
-                    <w:top w:w="0" w:type="dxa"/>
-                    <w:bottom w:w="0" w:type="dxa"/>
-                    <w:left w:w="0" w:type="dxa"/>
-                    <w:right w:w="0" w:type="dxa"/>
-                  </w:tcMar>
-                  <w:vAlign w:val="center"/>
-                </w:tcPr>
-                <w:p>
-                  <w:pPr>
-                    <w:jc w:val="left"/>
-                    <w:pBdr>
-                      <w:bottom w:val="none" w:sz="0" w:space="0" w:color="000000"/>
-                      <w:top w:val="none" w:sz="0" w:space="0" w:color="000000"/>
-                      <w:left w:val="none" w:sz="0" w:space="0" w:color="000000"/>
-                      <w:right w:val="none" w:sz="0" w:space="0" w:color="000000"/>
-                    </w:pBdr>
-                    <w:spacing w:after="100" w:before="100" w:line="240"/>
-                    <w:ind w:left="100" w:right="100" w:firstLine="0" w:firstLineChars="0"/>
-                    <w:rPr>
-                      <w:rFonts w:ascii="Arial" w:hAnsi="Arial" w:eastAsia="Arial" w:cs="Arial"/>
-                      <w:i w:val="false"/>
-                      <w:b w:val="false"/>
-                      <w:u w:val="none"/>
-                      <w:strike w:val="false"/>
-                      <w:sz w:val="20"/>
-                      <w:szCs w:val="20"/>
-                      <w:color w:val="000000"/>
-                    </w:rPr>
-                  </w:pPr>
-                  <w:r xmlns:w="http://schemas.openxmlformats.org/wordprocessingml/2006/main" xmlns:wp="http://schemas.openxmlformats.org/drawingml/2006/wordprocessingDrawing" xmlns:r="http://schemas.openxmlformats.org/officeDocument/2006/relationships" xmlns:w14="http://schemas.microsoft.com/office/word/2010/wordml">
-                    <w:rPr>
-                      <w:rFonts w:ascii="Arial" w:hAnsi="Arial" w:eastAsia="Arial" w:cs="Arial"/>
-                      <w:i w:val="false"/>
-                      <w:b w:val="false"/>
-                      <w:u w:val="none"/>
-                      <w:strike w:val="false"/>
-                      <w:sz w:val="20"/>
-                      <w:szCs w:val="20"/>
-                      <w:color w:val="000000"/>
-                    </w:rPr>
-                    <w:t xml:space="preserve">{polars}</w:t>
-                  </w:r>
-                </w:p>
-              </w:tc>
-              <w:tc>
-                <w:tcPr>
-                  <w:tcBorders>
-                    <w:bottom w:val="single" w:sz="8" w:space="0" w:color="000000"/>
-                    <w:top w:val="none" w:sz="0" w:space="0" w:color="000000"/>
-                    <w:left w:val="none" w:sz="0" w:space="0" w:color="000000"/>
-                    <w:right w:val="none" w:sz="0" w:space="0" w:color="000000"/>
-                  </w:tcBorders>
-                  <w:shd w:val="clear" w:color="auto" w:fill="FFFFFF"/>
-                  <w:tcMar>
-                    <w:top w:w="0" w:type="dxa"/>
-                    <w:bottom w:w="0" w:type="dxa"/>
-                    <w:left w:w="0" w:type="dxa"/>
-                    <w:right w:w="0" w:type="dxa"/>
-                  </w:tcMar>
-                  <w:vAlign w:val="center"/>
-                </w:tcPr>
-                <w:p>
-                  <w:pPr>
-                    <w:jc w:val="left"/>
-                    <w:pBdr>
-                      <w:bottom w:val="none" w:sz="0" w:space="0" w:color="000000"/>
-                      <w:top w:val="none" w:sz="0" w:space="0" w:color="000000"/>
-                      <w:left w:val="none" w:sz="0" w:space="0" w:color="000000"/>
-                      <w:right w:val="none" w:sz="0" w:space="0" w:color="000000"/>
-                    </w:pBdr>
-                    <w:spacing w:after="100" w:before="100" w:line="240"/>
-                    <w:ind w:left="100" w:right="100" w:firstLine="0" w:firstLineChars="0"/>
-                    <w:rPr>
-                      <w:rFonts w:ascii="Arial" w:hAnsi="Arial" w:eastAsia="Arial" w:cs="Arial"/>
-                      <w:i w:val="false"/>
-                      <w:b w:val="false"/>
-                      <w:u w:val="none"/>
-                      <w:strike w:val="false"/>
-                      <w:sz w:val="20"/>
-                      <w:szCs w:val="20"/>
-                      <w:color w:val="000000"/>
-                    </w:rPr>
-                  </w:pPr>
-                  <w:r xmlns:w="http://schemas.openxmlformats.org/wordprocessingml/2006/main" xmlns:wp="http://schemas.openxmlformats.org/drawingml/2006/wordprocessingDrawing" xmlns:r="http://schemas.openxmlformats.org/officeDocument/2006/relationships" xmlns:w14="http://schemas.microsoft.com/office/word/2010/wordml">
-                    <w:rPr>
-                      <w:rFonts w:ascii="Arial" w:hAnsi="Arial" w:eastAsia="Arial" w:cs="Arial"/>
-                      <w:i w:val="false"/>
-                      <w:b w:val="false"/>
-                      <w:u w:val="none"/>
-                      <w:strike w:val="false"/>
-                      <w:sz w:val="20"/>
-                      <w:szCs w:val="20"/>
-                      <w:color w:val="000000"/>
-                    </w:rPr>
-                    <w:t xml:space="preserve">1.0.1</w:t>
-                  </w:r>
-                </w:p>
-              </w:tc>
-            </w:tr>
-          </w:tbl>
-          <w:bookmarkEnd w:id="37"/>
-        </w:tc>
-      </w:tr>
-    </w:tbl>
-    <w:bookmarkEnd w:id="38"/>
-    <w:bookmarkEnd w:id="39"/>
+    <w:bookmarkEnd w:id="23"/>
+    <w:bookmarkEnd w:id="24"/>
     <w:sectPr>
       <w:footerReference r:id="rId10" w:type="even"/>
       <w:footerReference r:id="rId9" w:type="default"/>
@@ -1975,44 +971,6 @@
       </w:r>
     </w:p>
   </w:footnote>
-  <w:footnote w:id="27">
-    <w:p>
-      <w:pPr>
-        <w:pStyle w:val="Funotentext"/>
-      </w:pPr>
-      <w:r>
-        <w:rPr>
-          <w:rStyle w:val="Funotenzeichen"/>
-        </w:rPr>
-        <w:footnoteRef/>
-      </w:r>
-      <w:r>
-        <w:t xml:space="preserve"> </w:t>
-      </w:r>
-      <w:r>
-        <w:t xml:space="preserve">S. https://www.r-bloggers.com/2024/04/the-truth-about-tidy-wrappers-3/</w:t>
-      </w:r>
-    </w:p>
-  </w:footnote>
-  <w:footnote w:id="34">
-    <w:p>
-      <w:pPr>
-        <w:pStyle w:val="Funotentext"/>
-      </w:pPr>
-      <w:r>
-        <w:rPr>
-          <w:rStyle w:val="Funotenzeichen"/>
-        </w:rPr>
-        <w:footnoteRef/>
-      </w:r>
-      <w:r>
-        <w:t xml:space="preserve"> </w:t>
-      </w:r>
-      <w:r>
-        <w:t xml:space="preserve">https://ddotta.github.io/cookbook-rpolars/benchmarking.html</w:t>
-      </w:r>
-    </w:p>
-  </w:footnote>
 </w:footnotes>
 </file>
 
@@ -3082,6 +2040,91 @@
       </w:pPr>
     </w:lvl>
   </w:abstractNum>
+  <w:abstractNum w:abstractNumId="99411">
+    <w:nsid w:val="00A99411"/>
+    <w:multiLevelType w:val="multilevel"/>
+    <w:lvl w:ilvl="0">
+      <w:start w:val="1"/>
+      <w:numFmt w:val="decimal"/>
+      <w:lvlText w:val="%1."/>
+      <w:lvlJc w:val="left"/>
+      <w:pPr>
+        <w:ind w:left="720" w:hanging="360"/>
+      </w:pPr>
+    </w:lvl>
+    <w:lvl w:ilvl="1">
+      <w:start w:val="1"/>
+      <w:numFmt w:val="decimal"/>
+      <w:lvlText w:val="%2."/>
+      <w:lvlJc w:val="left"/>
+      <w:pPr>
+        <w:ind w:left="1440" w:hanging="360"/>
+      </w:pPr>
+    </w:lvl>
+    <w:lvl w:ilvl="2">
+      <w:start w:val="1"/>
+      <w:numFmt w:val="decimal"/>
+      <w:lvlText w:val="%3."/>
+      <w:lvlJc w:val="left"/>
+      <w:pPr>
+        <w:ind w:left="2160" w:hanging="360"/>
+      </w:pPr>
+    </w:lvl>
+    <w:lvl w:ilvl="3">
+      <w:start w:val="1"/>
+      <w:numFmt w:val="decimal"/>
+      <w:lvlText w:val="%4."/>
+      <w:lvlJc w:val="left"/>
+      <w:pPr>
+        <w:ind w:left="2880" w:hanging="360"/>
+      </w:pPr>
+    </w:lvl>
+    <w:lvl w:ilvl="4">
+      <w:start w:val="1"/>
+      <w:numFmt w:val="decimal"/>
+      <w:lvlText w:val="%5."/>
+      <w:lvlJc w:val="left"/>
+      <w:pPr>
+        <w:ind w:left="3600" w:hanging="360"/>
+      </w:pPr>
+    </w:lvl>
+    <w:lvl w:ilvl="5">
+      <w:start w:val="1"/>
+      <w:numFmt w:val="decimal"/>
+      <w:lvlText w:val="%6."/>
+      <w:lvlJc w:val="left"/>
+      <w:pPr>
+        <w:ind w:left="4320" w:hanging="360"/>
+      </w:pPr>
+    </w:lvl>
+    <w:lvl w:ilvl="6">
+      <w:start w:val="1"/>
+      <w:numFmt w:val="decimal"/>
+      <w:lvlText w:val="%7."/>
+      <w:lvlJc w:val="left"/>
+      <w:pPr>
+        <w:ind w:left="5040" w:hanging="360"/>
+      </w:pPr>
+    </w:lvl>
+    <w:lvl w:ilvl="7">
+      <w:start w:val="1"/>
+      <w:numFmt w:val="decimal"/>
+      <w:lvlText w:val="%8."/>
+      <w:lvlJc w:val="left"/>
+      <w:pPr>
+        <w:ind w:left="5760" w:hanging="360"/>
+      </w:pPr>
+    </w:lvl>
+    <w:lvl w:ilvl="8">
+      <w:start w:val="1"/>
+      <w:numFmt w:val="decimal"/>
+      <w:lvlText w:val="%9."/>
+      <w:lvlJc w:val="left"/>
+      <w:pPr>
+        <w:ind w:left="6480" w:hanging="360"/>
+      </w:pPr>
+    </w:lvl>
+  </w:abstractNum>
   <w:abstractNum w:abstractNumId="991">
     <w:nsid w:val="0000A991"/>
     <w:multiLevelType w:val="multilevel"/>
@@ -3185,85 +2228,85 @@
       </w:rPr>
     </w:lvl>
   </w:abstractNum>
-  <w:abstractNum w:abstractNumId="99331">
-    <w:nsid w:val="00A99331"/>
+  <w:abstractNum w:abstractNumId="99412">
+    <w:nsid w:val="00A99412"/>
     <w:multiLevelType w:val="multilevel"/>
     <w:lvl w:ilvl="0">
-      <w:start w:val="1"/>
-      <w:numFmt w:val="decimal"/>
-      <w:lvlText w:val="(%1)"/>
+      <w:start w:val="2"/>
+      <w:numFmt w:val="decimal"/>
+      <w:lvlText w:val="%1."/>
       <w:lvlJc w:val="left"/>
       <w:pPr>
         <w:ind w:left="720" w:hanging="360"/>
       </w:pPr>
     </w:lvl>
     <w:lvl w:ilvl="1">
-      <w:start w:val="1"/>
-      <w:numFmt w:val="decimal"/>
-      <w:lvlText w:val="(%2)"/>
+      <w:start w:val="2"/>
+      <w:numFmt w:val="decimal"/>
+      <w:lvlText w:val="%2."/>
       <w:lvlJc w:val="left"/>
       <w:pPr>
         <w:ind w:left="1440" w:hanging="360"/>
       </w:pPr>
     </w:lvl>
     <w:lvl w:ilvl="2">
-      <w:start w:val="1"/>
-      <w:numFmt w:val="decimal"/>
-      <w:lvlText w:val="(%3)"/>
+      <w:start w:val="2"/>
+      <w:numFmt w:val="decimal"/>
+      <w:lvlText w:val="%3."/>
       <w:lvlJc w:val="left"/>
       <w:pPr>
         <w:ind w:left="2160" w:hanging="360"/>
       </w:pPr>
     </w:lvl>
     <w:lvl w:ilvl="3">
-      <w:start w:val="1"/>
-      <w:numFmt w:val="decimal"/>
-      <w:lvlText w:val="(%4)"/>
+      <w:start w:val="2"/>
+      <w:numFmt w:val="decimal"/>
+      <w:lvlText w:val="%4."/>
       <w:lvlJc w:val="left"/>
       <w:pPr>
         <w:ind w:left="2880" w:hanging="360"/>
       </w:pPr>
     </w:lvl>
     <w:lvl w:ilvl="4">
-      <w:start w:val="1"/>
-      <w:numFmt w:val="decimal"/>
-      <w:lvlText w:val="(%5)"/>
+      <w:start w:val="2"/>
+      <w:numFmt w:val="decimal"/>
+      <w:lvlText w:val="%5."/>
       <w:lvlJc w:val="left"/>
       <w:pPr>
         <w:ind w:left="3600" w:hanging="360"/>
       </w:pPr>
     </w:lvl>
     <w:lvl w:ilvl="5">
-      <w:start w:val="1"/>
-      <w:numFmt w:val="decimal"/>
-      <w:lvlText w:val="(%6)"/>
+      <w:start w:val="2"/>
+      <w:numFmt w:val="decimal"/>
+      <w:lvlText w:val="%6."/>
       <w:lvlJc w:val="left"/>
       <w:pPr>
         <w:ind w:left="4320" w:hanging="360"/>
       </w:pPr>
     </w:lvl>
     <w:lvl w:ilvl="6">
-      <w:start w:val="1"/>
-      <w:numFmt w:val="decimal"/>
-      <w:lvlText w:val="(%7)"/>
+      <w:start w:val="2"/>
+      <w:numFmt w:val="decimal"/>
+      <w:lvlText w:val="%7."/>
       <w:lvlJc w:val="left"/>
       <w:pPr>
         <w:ind w:left="5040" w:hanging="360"/>
       </w:pPr>
     </w:lvl>
     <w:lvl w:ilvl="7">
-      <w:start w:val="1"/>
-      <w:numFmt w:val="decimal"/>
-      <w:lvlText w:val="(%8)"/>
+      <w:start w:val="2"/>
+      <w:numFmt w:val="decimal"/>
+      <w:lvlText w:val="%8."/>
       <w:lvlJc w:val="left"/>
       <w:pPr>
         <w:ind w:left="5760" w:hanging="360"/>
       </w:pPr>
     </w:lvl>
     <w:lvl w:ilvl="8">
-      <w:start w:val="1"/>
-      <w:numFmt w:val="decimal"/>
-      <w:lvlText w:val="(%9)"/>
+      <w:start w:val="2"/>
+      <w:numFmt w:val="decimal"/>
+      <w:lvlText w:val="%9."/>
       <w:lvlJc w:val="left"/>
       <w:pPr>
         <w:ind w:left="6480" w:hanging="360"/>
@@ -3319,7 +2362,34 @@
     <w:abstractNumId w:val="990"/>
   </w:num>
   <w:num w:numId="1001">
-    <w:abstractNumId w:val="991"/>
+    <w:abstractNumId w:val="99411"/>
+    <w:lvlOverride w:ilvl="0">
+      <w:startOverride w:val="1"/>
+    </w:lvlOverride>
+    <w:lvlOverride w:ilvl="1">
+      <w:startOverride w:val="1"/>
+    </w:lvlOverride>
+    <w:lvlOverride w:ilvl="2">
+      <w:startOverride w:val="1"/>
+    </w:lvlOverride>
+    <w:lvlOverride w:ilvl="3">
+      <w:startOverride w:val="1"/>
+    </w:lvlOverride>
+    <w:lvlOverride w:ilvl="4">
+      <w:startOverride w:val="1"/>
+    </w:lvlOverride>
+    <w:lvlOverride w:ilvl="5">
+      <w:startOverride w:val="1"/>
+    </w:lvlOverride>
+    <w:lvlOverride w:ilvl="6">
+      <w:startOverride w:val="1"/>
+    </w:lvlOverride>
+    <w:lvlOverride w:ilvl="7">
+      <w:startOverride w:val="1"/>
+    </w:lvlOverride>
+    <w:lvlOverride w:ilvl="8">
+      <w:startOverride w:val="1"/>
+    </w:lvlOverride>
   </w:num>
   <w:num w:numId="1002">
     <w:abstractNumId w:val="991"/>
@@ -3328,10 +2398,37 @@
     <w:abstractNumId w:val="991"/>
   </w:num>
   <w:num w:numId="1004">
-    <w:abstractNumId w:val="991"/>
+    <w:abstractNumId w:val="99412"/>
+    <w:lvlOverride w:ilvl="0">
+      <w:startOverride w:val="2"/>
+    </w:lvlOverride>
+    <w:lvlOverride w:ilvl="1">
+      <w:startOverride w:val="2"/>
+    </w:lvlOverride>
+    <w:lvlOverride w:ilvl="2">
+      <w:startOverride w:val="2"/>
+    </w:lvlOverride>
+    <w:lvlOverride w:ilvl="3">
+      <w:startOverride w:val="2"/>
+    </w:lvlOverride>
+    <w:lvlOverride w:ilvl="4">
+      <w:startOverride w:val="2"/>
+    </w:lvlOverride>
+    <w:lvlOverride w:ilvl="5">
+      <w:startOverride w:val="2"/>
+    </w:lvlOverride>
+    <w:lvlOverride w:ilvl="6">
+      <w:startOverride w:val="2"/>
+    </w:lvlOverride>
+    <w:lvlOverride w:ilvl="7">
+      <w:startOverride w:val="2"/>
+    </w:lvlOverride>
+    <w:lvlOverride w:ilvl="8">
+      <w:startOverride w:val="2"/>
+    </w:lvlOverride>
   </w:num>
   <w:num w:numId="1005">
-    <w:abstractNumId w:val="99331"/>
+    <w:abstractNumId w:val="99411"/>
     <w:lvlOverride w:ilvl="0">
       <w:startOverride w:val="1"/>
     </w:lvlOverride>
@@ -3370,24 +2467,6 @@
     <w:abstractNumId w:val="991"/>
   </w:num>
   <w:num w:numId="1009">
-    <w:abstractNumId w:val="991"/>
-  </w:num>
-  <w:num w:numId="1010">
-    <w:abstractNumId w:val="991"/>
-  </w:num>
-  <w:num w:numId="1011">
-    <w:abstractNumId w:val="991"/>
-  </w:num>
-  <w:num w:numId="1012">
-    <w:abstractNumId w:val="991"/>
-  </w:num>
-  <w:num w:numId="1013">
-    <w:abstractNumId w:val="991"/>
-  </w:num>
-  <w:num w:numId="1014">
-    <w:abstractNumId w:val="991"/>
-  </w:num>
-  <w:num w:numId="1015">
     <w:abstractNumId w:val="991"/>
   </w:num>
 </w:numbering>
